--- a/templates/word/1.1. Từ chối di sản_ Ý Yên.docx
+++ b/templates/word/1.1. Từ chối di sản_ Ý Yên.docx
@@ -1,5 +1,56 @@
 
-<file path=word/document.xml><?xml version="1.0" encoding="utf-8"?>
+<file path=docProps\app.xml><?xml version="1.0" encoding="utf-8"?>
+<Properties xmlns="http://schemas.openxmlformats.org/officeDocument/2006/extended-properties" xmlns:vt="http://schemas.openxmlformats.org/officeDocument/2006/docPropsVTypes">
+  <Template>Normal.dotm</Template>
+  <TotalTime>141</TotalTime>
+  <Pages>1</Pages>
+  <Words>974</Words>
+  <Characters>5556</Characters>
+  <Application>Microsoft Office Word</Application>
+  <DocSecurity>0</DocSecurity>
+  <Lines>46</Lines>
+  <Paragraphs>13</Paragraphs>
+  <ScaleCrop>false</ScaleCrop>
+  <HeadingPairs>
+    <vt:vector size="2" baseType="variant">
+      <vt:variant>
+        <vt:lpstr>Title</vt:lpstr>
+      </vt:variant>
+      <vt:variant>
+        <vt:i4>1</vt:i4>
+      </vt:variant>
+    </vt:vector>
+  </HeadingPairs>
+  <TitlesOfParts>
+    <vt:vector size="1" baseType="lpstr">
+      <vt:lpstr/>
+    </vt:vector>
+  </TitlesOfParts>
+  <Company/>
+  <LinksUpToDate>false</LinksUpToDate>
+  <CharactersWithSpaces>6517</CharactersWithSpaces>
+  <SharedDoc>false</SharedDoc>
+  <HyperlinksChanged>false</HyperlinksChanged>
+  <AppVersion>16.0000</AppVersion>
+</Properties>
+</file>
+
+<file path=docProps\core.xml><?xml version="1.0" encoding="utf-8"?>
+<cp:coreProperties xmlns:cp="http://schemas.openxmlformats.org/package/2006/metadata/core-properties" xmlns:dc="http://purl.org/dc/elements/1.1/" xmlns:dcterms="http://purl.org/dc/terms/" xmlns:dcmitype="http://purl.org/dc/dcmitype/" xmlns:xsi="http://www.w3.org/2001/XMLSchema-instance">
+  <dc:title/>
+  <dc:subject/>
+  <dc:creator>Administrator</dc:creator>
+  <cp:keywords/>
+  <dc:description/>
+  <cp:lastModifiedBy>Administrator</cp:lastModifiedBy>
+  <cp:revision>11</cp:revision>
+  <cp:lastPrinted>2025-12-04T01:01:00Z</cp:lastPrinted>
+  <dcterms:created xsi:type="dcterms:W3CDTF">2025-12-01T08:45:00Z</dcterms:created>
+  <dcterms:modified xsi:type="dcterms:W3CDTF">2026-08-20T01:49:00Z</dcterms:modified>
+</cp:coreProperties>
+</file>
+
+<file path=word\document.xml><?xml version="1.0" encoding="utf-8"?>
 <w:document xmlns:wpc="http://schemas.microsoft.com/office/word/2010/wordprocessingCanvas" xmlns:cx="http://schemas.microsoft.com/office/drawing/2014/chartex" xmlns:cx1="http://schemas.microsoft.com/office/drawing/2015/9/8/chartex" xmlns:cx2="http://schemas.microsoft.com/office/drawing/2015/10/21/chartex" xmlns:cx3="http://schemas.microsoft.com/office/drawing/2016/5/9/chartex" xmlns:cx4="http://schemas.microsoft.com/office/drawing/2016/5/10/chartex" xmlns:cx5="http://schemas.microsoft.com/office/drawing/2016/5/11/chartex" xmlns:cx6="http://schemas.microsoft.com/office/drawing/2016/5/12/chartex" xmlns:cx7="http://schemas.microsoft.com/office/drawing/2016/5/13/chartex" xmlns:cx8="http://schemas.microsoft.com/office/drawing/2016/5/14/chartex" xmlns:mc="http://schemas.openxmlformats.org/markup-compatibility/2006" xmlns:aink="http://schemas.microsoft.com/office/drawing/2016/ink" xmlns:am3d="http://schemas.microsoft.com/office/drawing/2017/model3d" xmlns:o="urn:schemas-microsoft-com:office:office" xmlns:r="http://schemas.openxmlformats.org/officeDocument/2006/relationships" xmlns:m="http://schemas.openxmlformats.org/officeDocument/2006/math" xmlns:v="urn:schemas-microsoft-com:vml" xmlns:wp14="http://schemas.microsoft.com/office/word/2010/wordprocessingDrawing" xmlns:wp="http://schemas.openxmlformats.org/drawingml/2006/wordprocessingDrawing" xmlns:w10="urn:schemas-microsoft-com:office:word" xmlns:w="http://schemas.openxmlformats.org/wordprocessingml/2006/main" xmlns:w14="http://schemas.microsoft.com/office/word/2010/wordml" xmlns:w15="http://schemas.microsoft.com/office/word/2012/wordml" xmlns:w16cid="http://schemas.microsoft.com/office/word/2016/wordml/cid" xmlns:w16se="http://schemas.microsoft.com/office/word/2015/wordml/symex" xmlns:wpg="http://schemas.microsoft.com/office/word/2010/wordprocessingGroup" xmlns:wpi="http://schemas.microsoft.com/office/word/2010/wordprocessingInk" xmlns:wne="http://schemas.microsoft.com/office/word/2006/wordml" xmlns:wps="http://schemas.microsoft.com/office/word/2010/wordprocessingShape" mc:Ignorable="w14 w15 w16se w16cid wp14">
   <w:body>
     <w:p>
@@ -201,7 +252,7 @@
           <w:szCs w:val="26"/>
           <w:lang w:val="pt-BR"/>
         </w:rPr>
-        <w:t>[Tên 2];</w:t>
+        <w:t>{{ten2}};</w:t>
       </w:r>
       <w:r>
         <w:rPr>
@@ -210,7 +261,7 @@
           <w:lang w:val="pt-BR"/>
         </w:rPr>
         <w:tab/>
-        <w:t>Sinh ngày: [Năm sinh 2];</w:t>
+        <w:t>Sinh ngày: {{namsinh2}};</w:t>
       </w:r>
     </w:p>
     <w:p>
@@ -232,7 +283,7 @@
           <w:szCs w:val="26"/>
           <w:lang w:val="pt-BR"/>
         </w:rPr>
-        <w:t>[Loại CC 2] số: [CCCD 2] do [Nơi cấp CC 2] cấp ngày [Ngày cấp 2];</w:t>
+        <w:t>{{loaicc2}} số: {{cccd2}} do {{noicapcc2}} cấp ngày {{ngaycap2}};</w:t>
       </w:r>
     </w:p>
     <w:p>
@@ -254,7 +305,7 @@
           <w:szCs w:val="26"/>
           <w:lang w:val="pt-BR"/>
         </w:rPr>
-        <w:t>[Thường trú 2]: [Địa chỉ 2].</w:t>
+        <w:t>{{thuongtru2}}: {{diachi2}}.</w:t>
       </w:r>
     </w:p>
     <w:p>
@@ -290,7 +341,7 @@
           <w:szCs w:val="26"/>
           <w:lang w:val="pt-BR"/>
         </w:rPr>
-        <w:t>[Tên 4];</w:t>
+        <w:t>{{ten4}};</w:t>
       </w:r>
       <w:r>
         <w:rPr>
@@ -299,7 +350,7 @@
           <w:lang w:val="pt-BR"/>
         </w:rPr>
         <w:tab/>
-        <w:t>Sinh ngày: [Năm sinh 4];</w:t>
+        <w:t>Sinh ngày: {{namsinh4}};</w:t>
       </w:r>
     </w:p>
     <w:p>
@@ -321,7 +372,7 @@
           <w:szCs w:val="26"/>
           <w:lang w:val="pt-BR"/>
         </w:rPr>
-        <w:t>[Loại CC 4] số: [CCCD 4] do [Nơi cấp CC 4] cấp ngày [Ngày cấp 4];</w:t>
+        <w:t>{{loaicc4}} số: {{cccd4}} do {{noicapcc4}} cấp ngày {{ngaycap4}};</w:t>
       </w:r>
     </w:p>
     <w:p>
@@ -343,7 +394,7 @@
           <w:szCs w:val="26"/>
           <w:lang w:val="pt-BR"/>
         </w:rPr>
-        <w:t>[Thường trú 4]: [Địa chỉ 4].</w:t>
+        <w:t>{{thuongtru4}}: {{diachi4}}.</w:t>
       </w:r>
     </w:p>
     <w:p>
@@ -378,7 +429,7 @@
           <w:szCs w:val="26"/>
           <w:lang w:val="pt-BR"/>
         </w:rPr>
-        <w:t>[Tên 5];</w:t>
+        <w:t>{{ten5}};</w:t>
       </w:r>
       <w:r>
         <w:rPr>
@@ -387,7 +438,7 @@
           <w:lang w:val="pt-BR"/>
         </w:rPr>
         <w:tab/>
-        <w:t>Sinh ngày: [Năm sinh 5];</w:t>
+        <w:t>Sinh ngày: {{namsinh5}};</w:t>
       </w:r>
     </w:p>
     <w:p>
@@ -409,7 +460,7 @@
           <w:szCs w:val="26"/>
           <w:lang w:val="pt-BR"/>
         </w:rPr>
-        <w:t>[Loại CC 5] số: [CCCD 5] do [Nơi cấp CC 5] cấp ngày [Ngày cấp 5];</w:t>
+        <w:t>{{loaicc5}} số: {{cccd5}} do {{noicapcc5}} cấp ngày {{ngaycap5}};</w:t>
       </w:r>
     </w:p>
     <w:p>
@@ -431,7 +482,7 @@
           <w:szCs w:val="26"/>
           <w:lang w:val="pt-BR"/>
         </w:rPr>
-        <w:t>[Thường trú 5]: [Địa chỉ 5].</w:t>
+        <w:t>{{thuongtru5}}: {{diachi5}}.</w:t>
       </w:r>
     </w:p>
     <w:p>
@@ -466,7 +517,7 @@
           <w:szCs w:val="26"/>
           <w:lang w:val="pt-BR"/>
         </w:rPr>
-        <w:t>[Tên 6];</w:t>
+        <w:t>{{ten6}};</w:t>
       </w:r>
       <w:r>
         <w:rPr>
@@ -475,7 +526,7 @@
           <w:lang w:val="pt-BR"/>
         </w:rPr>
         <w:tab/>
-        <w:t>Sinh ngày: [Năm sinh 6];</w:t>
+        <w:t>Sinh ngày: {{namsinh6}};</w:t>
       </w:r>
     </w:p>
     <w:p>
@@ -497,7 +548,7 @@
           <w:szCs w:val="26"/>
           <w:lang w:val="pt-BR"/>
         </w:rPr>
-        <w:t>[Loại CC 6] số: [CCCD 6] do [Nơi cấp CC 6] cấp ngày [Ngày cấp 6];</w:t>
+        <w:t>{{loaicc6}} số: {{cccd6}} do {{noicapcc6}} cấp ngày {{ngaycap6}};</w:t>
       </w:r>
     </w:p>
     <w:p>
@@ -519,7 +570,7 @@
           <w:szCs w:val="26"/>
           <w:lang w:val="pt-BR"/>
         </w:rPr>
-        <w:t>[Thường trú 6]: [Địa chỉ 6].</w:t>
+        <w:t>{{thuongtru6}}: {{diachi6}}.</w:t>
       </w:r>
     </w:p>
     <w:p>
@@ -554,7 +605,7 @@
           <w:szCs w:val="26"/>
           <w:lang w:val="pt-BR"/>
         </w:rPr>
-        <w:t>[Tên 7];</w:t>
+        <w:t>{{ten7}};</w:t>
       </w:r>
       <w:r>
         <w:rPr>
@@ -563,7 +614,7 @@
           <w:lang w:val="pt-BR"/>
         </w:rPr>
         <w:tab/>
-        <w:t>Sinh ngày: [Năm sinh 7];</w:t>
+        <w:t>Sinh ngày: {{namsinh7}};</w:t>
       </w:r>
     </w:p>
     <w:p>
@@ -585,7 +636,7 @@
           <w:szCs w:val="26"/>
           <w:lang w:val="pt-BR"/>
         </w:rPr>
-        <w:t>[Loại CC 7] số: [CCCD 7] do [Nơi cấp CC 7] cấp ngày [Ngày cấp 7];</w:t>
+        <w:t>{{loaicc7}} số: {{cccd7}} do {{noicapcc7}} cấp ngày {{ngaycap7}};</w:t>
       </w:r>
     </w:p>
     <w:p>
@@ -607,7 +658,7 @@
           <w:szCs w:val="26"/>
           <w:lang w:val="pt-BR"/>
         </w:rPr>
-        <w:t>[Thường trú 7]: [Địa chỉ 7].</w:t>
+        <w:t>{{thuongtru7}}: {{diachi7}}.</w:t>
       </w:r>
     </w:p>
     <w:p>
@@ -642,7 +693,7 @@
           <w:szCs w:val="26"/>
           <w:lang w:val="pt-BR"/>
         </w:rPr>
-        <w:t>[Tên 8];</w:t>
+        <w:t>{{ten8}};</w:t>
       </w:r>
       <w:r>
         <w:rPr>
@@ -651,7 +702,7 @@
           <w:lang w:val="pt-BR"/>
         </w:rPr>
         <w:tab/>
-        <w:t>Sinh ngày: [Năm sinh 8];</w:t>
+        <w:t>Sinh ngày: {{namsinh8}};</w:t>
       </w:r>
     </w:p>
     <w:p>
@@ -673,7 +724,7 @@
           <w:szCs w:val="26"/>
           <w:lang w:val="pt-BR"/>
         </w:rPr>
-        <w:t>[Loại CC 8] số: [CCCD 8] do [Nơi cấp CC 8] cấp ngày [Ngày cấp 8];</w:t>
+        <w:t>{{loaicc8}} số: {{cccd8}} do {{noicapcc8}} cấp ngày {{ngaycap8}};</w:t>
       </w:r>
     </w:p>
     <w:p>
@@ -695,7 +746,7 @@
           <w:szCs w:val="26"/>
           <w:lang w:val="pt-BR"/>
         </w:rPr>
-        <w:t>[Thường trú 8]: [Địa chỉ 8].</w:t>
+        <w:t>{{thuongtru8}}: {{diachi8}}.</w:t>
       </w:r>
     </w:p>
     <w:p>
@@ -730,7 +781,7 @@
           <w:szCs w:val="26"/>
           <w:lang w:val="pt-BR"/>
         </w:rPr>
-        <w:t>[Tên 9];</w:t>
+        <w:t>{{ten9}};</w:t>
       </w:r>
       <w:r>
         <w:rPr>
@@ -739,7 +790,7 @@
           <w:lang w:val="pt-BR"/>
         </w:rPr>
         <w:tab/>
-        <w:t>Sinh ngày: [Năm sinh 9];</w:t>
+        <w:t>Sinh ngày: {{namsinh9}};</w:t>
       </w:r>
     </w:p>
     <w:p>
@@ -761,7 +812,7 @@
           <w:szCs w:val="26"/>
           <w:lang w:val="pt-BR"/>
         </w:rPr>
-        <w:t>[Loại CC 9] số: [CCCD 9] do [Nơi cấp CC 9] cấp ngày [Ngày cấp 9];</w:t>
+        <w:t>{{loaicc9}} số: {{cccd9}} do {{noicapcc9}} cấp ngày {{ngaycap9}};</w:t>
       </w:r>
     </w:p>
     <w:p>
@@ -783,7 +834,7 @@
           <w:szCs w:val="26"/>
           <w:lang w:val="pt-BR"/>
         </w:rPr>
-        <w:t>[Thường trú 9]: [Địa chỉ 9].</w:t>
+        <w:t>{{thuongtru9}}: {{diachi9}}.</w:t>
       </w:r>
     </w:p>
     <w:p>
@@ -818,7 +869,7 @@
           <w:szCs w:val="26"/>
           <w:lang w:val="pt-BR"/>
         </w:rPr>
-        <w:t>[Tên 10];</w:t>
+        <w:t>{{ten10}};</w:t>
       </w:r>
       <w:r>
         <w:rPr>
@@ -827,7 +878,7 @@
           <w:lang w:val="pt-BR"/>
         </w:rPr>
         <w:tab/>
-        <w:t>Sinh ngày: [Năm sinh 10];</w:t>
+        <w:t>Sinh ngày: {{namsinh10}};</w:t>
       </w:r>
     </w:p>
     <w:p>
@@ -849,7 +900,7 @@
           <w:szCs w:val="26"/>
           <w:lang w:val="pt-BR"/>
         </w:rPr>
-        <w:t>[Loại CC 10] số: [CCCD 10] do [Nơi cấp CC 10] cấp ngày [Ngày cấp 10];</w:t>
+        <w:t>{{loaicc10}} số: {{cccd10}} do {{noicapcc10}} cấp ngày {{ngaycap10}};</w:t>
       </w:r>
     </w:p>
     <w:p>
@@ -871,7 +922,7 @@
           <w:szCs w:val="26"/>
           <w:lang w:val="pt-BR"/>
         </w:rPr>
-        <w:t>[Thường trú 10]: [Địa chỉ 10].</w:t>
+        <w:t>{{thuongtru10}}: {{diachi10}}.</w:t>
       </w:r>
     </w:p>
     <w:bookmarkEnd w:id="2"/>
@@ -954,7 +1005,7 @@
           <w:szCs w:val="26"/>
           <w:lang w:val="pt-BR"/>
         </w:rPr>
-        <w:t>[Tên 1]</w:t>
+        <w:t>{{ten1}}</w:t>
       </w:r>
       <w:r>
         <w:rPr>
@@ -972,7 +1023,7 @@
           <w:szCs w:val="26"/>
           <w:lang w:val="pt-BR"/>
         </w:rPr>
-        <w:t>[Năm sinh 1]</w:t>
+        <w:t>{{namsinh1}}</w:t>
       </w:r>
       <w:r>
         <w:rPr>
@@ -990,7 +1041,7 @@
           <w:szCs w:val="26"/>
           <w:lang w:val="pt-BR"/>
         </w:rPr>
-        <w:t>[Năm chết]</w:t>
+        <w:t>{{namchet1}}</w:t>
       </w:r>
       <w:r>
         <w:rPr>
@@ -1017,7 +1068,7 @@
           <w:szCs w:val="26"/>
           <w:lang w:val="pt-BR"/>
         </w:rPr>
-        <w:t xml:space="preserve">[CCCD 1] </w:t>
+        <w:t xml:space="preserve">{{cccd1}} </w:t>
       </w:r>
       <w:r>
         <w:rPr>
@@ -1035,7 +1086,7 @@
           <w:szCs w:val="26"/>
           <w:lang w:val="pt-BR"/>
         </w:rPr>
-        <w:t>[Niêm Yết]</w:t>
+        <w:t>{{niemyet}}</w:t>
       </w:r>
       <w:r>
         <w:rPr>
@@ -1052,7 +1103,7 @@
           <w:bCs/>
           <w:szCs w:val="26"/>
         </w:rPr>
-        <w:t>[Ngày cấp 1]</w:t>
+        <w:t>{{ngaycap1}}</w:t>
       </w:r>
       <w:r>
         <w:rPr>
@@ -1069,7 +1120,7 @@
           <w:bCs/>
           <w:szCs w:val="26"/>
         </w:rPr>
-        <w:t>[Địa chỉ 1]</w:t>
+        <w:t>{{diachi1}}</w:t>
       </w:r>
       <w:r>
         <w:rPr>
@@ -1120,7 +1171,7 @@
           <w:szCs w:val="26"/>
           <w:lang w:val="pt-BR"/>
         </w:rPr>
-        <w:t>[Tên 2]</w:t>
+        <w:t>{{ten2}}</w:t>
       </w:r>
       <w:r>
         <w:rPr>
@@ -1129,7 +1180,7 @@
           <w:szCs w:val="26"/>
           <w:lang w:val="pt-BR"/>
         </w:rPr>
-        <w:t xml:space="preserve">; Sinh năm: [Năm sinh 2]; chết ngày </w:t>
+        <w:t xml:space="preserve">; Sinh năm: {{namsinh2}}; chết ngày </w:t>
       </w:r>
       <w:r>
         <w:rPr>
@@ -1138,7 +1189,7 @@
           <w:szCs w:val="26"/>
           <w:lang w:val="pt-BR"/>
         </w:rPr>
-        <w:t>[Năm chết 2]</w:t>
+        <w:t>{{namchet2}}</w:t>
       </w:r>
       <w:r>
         <w:rPr>
@@ -1147,7 +1198,7 @@
           <w:szCs w:val="26"/>
           <w:lang w:val="pt-BR"/>
         </w:rPr>
-        <w:t xml:space="preserve"> theo Trích lục khai tử (Bản sao) số [CCCD 2] do Ủy ban nhân dân xã </w:t>
+        <w:t xml:space="preserve"> theo Trích lục khai tử (Bản sao) số {{cccd2}} do Ủy ban nhân dân xã </w:t>
       </w:r>
       <w:bookmarkStart w:id="4" w:name="_Hlk217553892"/>
       <w:r>
@@ -1157,7 +1208,7 @@
           <w:szCs w:val="26"/>
           <w:lang w:val="pt-BR"/>
         </w:rPr>
-        <w:t>[Niêm Yết]</w:t>
+        <w:t>{{niemyet}}</w:t>
       </w:r>
       <w:bookmarkEnd w:id="4"/>
       <w:r>
@@ -1176,7 +1227,7 @@
           <w:szCs w:val="26"/>
           <w:lang w:val="pt-BR"/>
         </w:rPr>
-        <w:t>[Ngày cấp 2]</w:t>
+        <w:t>{{ngaycap2}}</w:t>
       </w:r>
       <w:r>
         <w:rPr>
@@ -1194,7 +1245,7 @@
           <w:szCs w:val="26"/>
           <w:lang w:val="pt-BR"/>
         </w:rPr>
-        <w:t>[Địa chỉ 2]</w:t>
+        <w:t>{{diachi2}}</w:t>
       </w:r>
       <w:r>
         <w:rPr>
@@ -1253,7 +1304,7 @@
           <w:szCs w:val="26"/>
           <w:lang w:val="pt-BR"/>
         </w:rPr>
-        <w:t>[Tên 1]</w:t>
+        <w:t>{{ten1}}</w:t>
       </w:r>
       <w:r>
         <w:rPr>
@@ -1291,7 +1342,7 @@
           <w:szCs w:val="26"/>
           <w:lang w:val="pt-BR"/>
         </w:rPr>
-        <w:t xml:space="preserve"> [Tên 2] </w:t>
+        <w:t xml:space="preserve"> {{ten2}} </w:t>
       </w:r>
       <w:r>
         <w:rPr>
@@ -1358,7 +1409,7 @@
           <w:color w:val="000000" w:themeColor="text1"/>
           <w:szCs w:val="26"/>
         </w:rPr>
-        <w:t>[Địa chỉ đất]</w:t>
+        <w:t>{{diachidat1}}</w:t>
       </w:r>
       <w:r>
         <w:rPr>
@@ -1385,7 +1436,7 @@
           <w:szCs w:val="26"/>
           <w:lang w:val="nl-NL"/>
         </w:rPr>
-        <w:t>[Loại sổ]</w:t>
+        <w:t>{{loaiso1}}</w:t>
       </w:r>
       <w:r>
         <w:rPr>
@@ -1405,7 +1456,7 @@
           <w:szCs w:val="26"/>
           <w:lang w:val="nl-NL"/>
         </w:rPr>
-        <w:t>[Serial]</w:t>
+        <w:t>{{serial1}}</w:t>
       </w:r>
       <w:r>
         <w:rPr>
@@ -1425,7 +1476,7 @@
           <w:szCs w:val="26"/>
           <w:lang w:val="nl-NL"/>
         </w:rPr>
-        <w:t>[Số vào sổ]</w:t>
+        <w:t>{{sovaoso1}}</w:t>
       </w:r>
       <w:r>
         <w:rPr>
@@ -1444,7 +1495,7 @@
           <w:szCs w:val="26"/>
           <w:lang w:val="nl-NL"/>
         </w:rPr>
-        <w:t>[Cơ quan cấp sổ]</w:t>
+        <w:t>{{coquancapso1}}</w:t>
       </w:r>
       <w:r>
         <w:rPr>
@@ -1464,7 +1515,7 @@
           <w:szCs w:val="26"/>
           <w:lang w:val="nl-NL"/>
         </w:rPr>
-        <w:t>[Ngày cấp sổ]</w:t>
+        <w:t>{{ngaycapso1}}</w:t>
       </w:r>
       <w:r>
         <w:rPr>
@@ -1509,7 +1560,7 @@
           <w:szCs w:val="26"/>
           <w:lang w:val="nl-NL"/>
         </w:rPr>
-        <w:t>[Số thửa]</w:t>
+        <w:t>{{sothua1}}</w:t>
       </w:r>
       <w:r>
         <w:rPr>
@@ -1528,7 +1579,7 @@
           <w:szCs w:val="26"/>
           <w:lang w:val="nl-NL"/>
         </w:rPr>
-        <w:t>[Số tờ]</w:t>
+        <w:t>{{soto1}}</w:t>
       </w:r>
     </w:p>
     <w:p>
@@ -1576,7 +1627,7 @@
           <w:spacing w:val="-4"/>
           <w:szCs w:val="26"/>
         </w:rPr>
-        <w:t>[Địa chỉ đất]</w:t>
+        <w:t>{{diachidat1}}</w:t>
       </w:r>
     </w:p>
     <w:p>
@@ -1611,7 +1662,7 @@
           <w:szCs w:val="26"/>
           <w:lang w:val="nl-NL"/>
         </w:rPr>
-        <w:t>[Diện tích]</w:t>
+        <w:t>{{dientich1}}</w:t>
       </w:r>
       <w:r>
         <w:rPr>
@@ -1630,7 +1681,7 @@
           <w:szCs w:val="26"/>
           <w:lang w:val="nl-NL"/>
         </w:rPr>
-        <w:t xml:space="preserve">[Diện tích chữ] </w:t>
+        <w:t xml:space="preserve">{{dientichchu}} </w:t>
       </w:r>
       <w:r>
         <w:rPr>
@@ -1668,7 +1719,7 @@
           <w:szCs w:val="26"/>
           <w:lang w:val="nl-NL"/>
         </w:rPr>
-        <w:t>Hình thức sử dụng: [Hình thức sử dụng]</w:t>
+        <w:t>Hình thức sử dụng: {{hinhthucsudung1}}</w:t>
       </w:r>
     </w:p>
     <w:p>
@@ -1695,7 +1746,7 @@
           <w:szCs w:val="26"/>
           <w:lang w:val="nl-NL"/>
         </w:rPr>
-        <w:t>Mục đích sử dụng: [Loại đất]</w:t>
+        <w:t>Mục đích sử dụng: {{loaidat1}}</w:t>
       </w:r>
     </w:p>
     <w:p>
@@ -1741,7 +1792,7 @@
           <w:szCs w:val="26"/>
           <w:lang w:val="nl-NL"/>
         </w:rPr>
-        <w:t>[Thời hạn 1]</w:t>
+        <w:t>{{thoihan1}}</w:t>
       </w:r>
     </w:p>
     <w:p>
@@ -1777,7 +1828,7 @@
           <w:szCs w:val="26"/>
           <w:lang w:val="nl-NL"/>
         </w:rPr>
-        <w:t>[Nguồn gốc]</w:t>
+        <w:t>{{nguongoc1}}</w:t>
       </w:r>
       <w:r>
         <w:rPr>
@@ -1873,27 +1924,27 @@
           <w:color w:val="000000" w:themeColor="text1"/>
           <w:szCs w:val="26"/>
         </w:rPr>
-        <w:t>[Địa chỉ đất</w:t>
-      </w:r>
-      <w:r>
-        <w:rPr>
-          <w:rFonts w:ascii="Times New Roman" w:hAnsi="Times New Roman"/>
-          <w:b/>
-          <w:noProof/>
-          <w:color w:val="000000" w:themeColor="text1"/>
-          <w:szCs w:val="26"/>
-        </w:rPr>
-        <w:t xml:space="preserve"> 2</w:t>
-      </w:r>
-      <w:r>
-        <w:rPr>
-          <w:rFonts w:ascii="Times New Roman" w:hAnsi="Times New Roman"/>
-          <w:b/>
-          <w:noProof/>
-          <w:color w:val="000000" w:themeColor="text1"/>
-          <w:szCs w:val="26"/>
-        </w:rPr>
-        <w:t>]</w:t>
+        <w:t>{{diachidat2}}</w:t>
+      </w:r>
+      <w:r>
+        <w:rPr>
+          <w:rFonts w:ascii="Times New Roman" w:hAnsi="Times New Roman"/>
+          <w:b/>
+          <w:noProof/>
+          <w:color w:val="000000" w:themeColor="text1"/>
+          <w:szCs w:val="26"/>
+        </w:rPr>
+        <w:t xml:space="preserve"/>
+      </w:r>
+      <w:r>
+        <w:rPr>
+          <w:rFonts w:ascii="Times New Roman" w:hAnsi="Times New Roman"/>
+          <w:b/>
+          <w:noProof/>
+          <w:color w:val="000000" w:themeColor="text1"/>
+          <w:szCs w:val="26"/>
+        </w:rPr>
+        <w:t/>
       </w:r>
       <w:r>
         <w:rPr>
@@ -1920,27 +1971,27 @@
           <w:szCs w:val="26"/>
           <w:lang w:val="nl-NL"/>
         </w:rPr>
-        <w:t>[Loại sổ</w:t>
-      </w:r>
-      <w:r>
-        <w:rPr>
-          <w:rFonts w:ascii="Times New Roman" w:hAnsi="Times New Roman"/>
-          <w:noProof/>
-          <w:color w:val="000000" w:themeColor="text1"/>
-          <w:szCs w:val="26"/>
-          <w:lang w:val="nl-NL"/>
-        </w:rPr>
-        <w:t xml:space="preserve"> 2</w:t>
-      </w:r>
-      <w:r>
-        <w:rPr>
-          <w:rFonts w:ascii="Times New Roman" w:hAnsi="Times New Roman"/>
-          <w:noProof/>
-          <w:color w:val="000000" w:themeColor="text1"/>
-          <w:szCs w:val="26"/>
-          <w:lang w:val="nl-NL"/>
-        </w:rPr>
-        <w:t>]</w:t>
+        <w:t>{{loaiso2}}</w:t>
+      </w:r>
+      <w:r>
+        <w:rPr>
+          <w:rFonts w:ascii="Times New Roman" w:hAnsi="Times New Roman"/>
+          <w:noProof/>
+          <w:color w:val="000000" w:themeColor="text1"/>
+          <w:szCs w:val="26"/>
+          <w:lang w:val="nl-NL"/>
+        </w:rPr>
+        <w:t xml:space="preserve"/>
+      </w:r>
+      <w:r>
+        <w:rPr>
+          <w:rFonts w:ascii="Times New Roman" w:hAnsi="Times New Roman"/>
+          <w:noProof/>
+          <w:color w:val="000000" w:themeColor="text1"/>
+          <w:szCs w:val="26"/>
+          <w:lang w:val="nl-NL"/>
+        </w:rPr>
+        <w:t/>
       </w:r>
       <w:r>
         <w:rPr>
@@ -1970,29 +2021,29 @@
           <w:szCs w:val="26"/>
           <w:lang w:val="nl-NL"/>
         </w:rPr>
-        <w:t>[Serial</w:t>
-      </w:r>
-      <w:r>
-        <w:rPr>
-          <w:rFonts w:ascii="Times New Roman" w:hAnsi="Times New Roman"/>
-          <w:b/>
-          <w:noProof/>
-          <w:color w:val="000000" w:themeColor="text1"/>
-          <w:szCs w:val="26"/>
-          <w:lang w:val="nl-NL"/>
-        </w:rPr>
-        <w:t xml:space="preserve"> 2</w:t>
-      </w:r>
-      <w:r>
-        <w:rPr>
-          <w:rFonts w:ascii="Times New Roman" w:hAnsi="Times New Roman"/>
-          <w:b/>
-          <w:noProof/>
-          <w:color w:val="000000" w:themeColor="text1"/>
-          <w:szCs w:val="26"/>
-          <w:lang w:val="nl-NL"/>
-        </w:rPr>
-        <w:t>]</w:t>
+        <w:t>{{serial2}}</w:t>
+      </w:r>
+      <w:r>
+        <w:rPr>
+          <w:rFonts w:ascii="Times New Roman" w:hAnsi="Times New Roman"/>
+          <w:b/>
+          <w:noProof/>
+          <w:color w:val="000000" w:themeColor="text1"/>
+          <w:szCs w:val="26"/>
+          <w:lang w:val="nl-NL"/>
+        </w:rPr>
+        <w:t xml:space="preserve"/>
+      </w:r>
+      <w:r>
+        <w:rPr>
+          <w:rFonts w:ascii="Times New Roman" w:hAnsi="Times New Roman"/>
+          <w:b/>
+          <w:noProof/>
+          <w:color w:val="000000" w:themeColor="text1"/>
+          <w:szCs w:val="26"/>
+          <w:lang w:val="nl-NL"/>
+        </w:rPr>
+        <w:t/>
       </w:r>
       <w:r>
         <w:rPr>
@@ -2012,29 +2063,29 @@
           <w:szCs w:val="26"/>
           <w:lang w:val="nl-NL"/>
         </w:rPr>
-        <w:t>[Số vào sổ</w:t>
-      </w:r>
-      <w:r>
-        <w:rPr>
-          <w:rFonts w:ascii="Times New Roman" w:hAnsi="Times New Roman"/>
-          <w:b/>
-          <w:noProof/>
-          <w:color w:val="000000" w:themeColor="text1"/>
-          <w:szCs w:val="26"/>
-          <w:lang w:val="nl-NL"/>
-        </w:rPr>
-        <w:t xml:space="preserve"> 2</w:t>
-      </w:r>
-      <w:r>
-        <w:rPr>
-          <w:rFonts w:ascii="Times New Roman" w:hAnsi="Times New Roman"/>
-          <w:b/>
-          <w:noProof/>
-          <w:color w:val="000000" w:themeColor="text1"/>
-          <w:szCs w:val="26"/>
-          <w:lang w:val="nl-NL"/>
-        </w:rPr>
-        <w:t>]</w:t>
+        <w:t>{{sovaoso2}}</w:t>
+      </w:r>
+      <w:r>
+        <w:rPr>
+          <w:rFonts w:ascii="Times New Roman" w:hAnsi="Times New Roman"/>
+          <w:b/>
+          <w:noProof/>
+          <w:color w:val="000000" w:themeColor="text1"/>
+          <w:szCs w:val="26"/>
+          <w:lang w:val="nl-NL"/>
+        </w:rPr>
+        <w:t xml:space="preserve"/>
+      </w:r>
+      <w:r>
+        <w:rPr>
+          <w:rFonts w:ascii="Times New Roman" w:hAnsi="Times New Roman"/>
+          <w:b/>
+          <w:noProof/>
+          <w:color w:val="000000" w:themeColor="text1"/>
+          <w:szCs w:val="26"/>
+          <w:lang w:val="nl-NL"/>
+        </w:rPr>
+        <w:t/>
       </w:r>
       <w:r>
         <w:rPr>
@@ -2053,27 +2104,27 @@
           <w:szCs w:val="26"/>
           <w:lang w:val="nl-NL"/>
         </w:rPr>
-        <w:t>[Cơ quan cấp sổ</w:t>
-      </w:r>
-      <w:r>
-        <w:rPr>
-          <w:rFonts w:ascii="Times New Roman" w:hAnsi="Times New Roman"/>
-          <w:noProof/>
-          <w:color w:val="000000" w:themeColor="text1"/>
-          <w:szCs w:val="26"/>
-          <w:lang w:val="nl-NL"/>
-        </w:rPr>
-        <w:t xml:space="preserve"> 2</w:t>
-      </w:r>
-      <w:r>
-        <w:rPr>
-          <w:rFonts w:ascii="Times New Roman" w:hAnsi="Times New Roman"/>
-          <w:noProof/>
-          <w:color w:val="000000" w:themeColor="text1"/>
-          <w:szCs w:val="26"/>
-          <w:lang w:val="nl-NL"/>
-        </w:rPr>
-        <w:t>]</w:t>
+        <w:t>{{coquancapso2}}</w:t>
+      </w:r>
+      <w:r>
+        <w:rPr>
+          <w:rFonts w:ascii="Times New Roman" w:hAnsi="Times New Roman"/>
+          <w:noProof/>
+          <w:color w:val="000000" w:themeColor="text1"/>
+          <w:szCs w:val="26"/>
+          <w:lang w:val="nl-NL"/>
+        </w:rPr>
+        <w:t xml:space="preserve"/>
+      </w:r>
+      <w:r>
+        <w:rPr>
+          <w:rFonts w:ascii="Times New Roman" w:hAnsi="Times New Roman"/>
+          <w:noProof/>
+          <w:color w:val="000000" w:themeColor="text1"/>
+          <w:szCs w:val="26"/>
+          <w:lang w:val="nl-NL"/>
+        </w:rPr>
+        <w:t/>
       </w:r>
       <w:r>
         <w:rPr>
@@ -2093,29 +2144,29 @@
           <w:szCs w:val="26"/>
           <w:lang w:val="nl-NL"/>
         </w:rPr>
-        <w:t>[Ngày cấp sổ</w:t>
-      </w:r>
-      <w:r>
-        <w:rPr>
-          <w:rFonts w:ascii="Times New Roman" w:hAnsi="Times New Roman"/>
-          <w:b/>
-          <w:noProof/>
-          <w:color w:val="000000" w:themeColor="text1"/>
-          <w:szCs w:val="26"/>
-          <w:lang w:val="nl-NL"/>
-        </w:rPr>
-        <w:t xml:space="preserve"> 2</w:t>
-      </w:r>
-      <w:r>
-        <w:rPr>
-          <w:rFonts w:ascii="Times New Roman" w:hAnsi="Times New Roman"/>
-          <w:b/>
-          <w:noProof/>
-          <w:color w:val="000000" w:themeColor="text1"/>
-          <w:szCs w:val="26"/>
-          <w:lang w:val="nl-NL"/>
-        </w:rPr>
-        <w:t>]</w:t>
+        <w:t>{{ngaycapso2}}</w:t>
+      </w:r>
+      <w:r>
+        <w:rPr>
+          <w:rFonts w:ascii="Times New Roman" w:hAnsi="Times New Roman"/>
+          <w:b/>
+          <w:noProof/>
+          <w:color w:val="000000" w:themeColor="text1"/>
+          <w:szCs w:val="26"/>
+          <w:lang w:val="nl-NL"/>
+        </w:rPr>
+        <w:t xml:space="preserve"/>
+      </w:r>
+      <w:r>
+        <w:rPr>
+          <w:rFonts w:ascii="Times New Roman" w:hAnsi="Times New Roman"/>
+          <w:b/>
+          <w:noProof/>
+          <w:color w:val="000000" w:themeColor="text1"/>
+          <w:szCs w:val="26"/>
+          <w:lang w:val="nl-NL"/>
+        </w:rPr>
+        <w:t/>
       </w:r>
       <w:r>
         <w:rPr>
@@ -2160,27 +2211,27 @@
           <w:szCs w:val="26"/>
           <w:lang w:val="nl-NL"/>
         </w:rPr>
-        <w:t>[Số thửa</w:t>
-      </w:r>
-      <w:r>
-        <w:rPr>
-          <w:rFonts w:ascii="Times New Roman" w:hAnsi="Times New Roman"/>
-          <w:noProof/>
-          <w:color w:val="000000" w:themeColor="text1"/>
-          <w:szCs w:val="26"/>
-          <w:lang w:val="nl-NL"/>
-        </w:rPr>
-        <w:t xml:space="preserve"> 2</w:t>
-      </w:r>
-      <w:r>
-        <w:rPr>
-          <w:rFonts w:ascii="Times New Roman" w:hAnsi="Times New Roman"/>
-          <w:noProof/>
-          <w:color w:val="000000" w:themeColor="text1"/>
-          <w:szCs w:val="26"/>
-          <w:lang w:val="nl-NL"/>
-        </w:rPr>
-        <w:t>]</w:t>
+        <w:t>{{sothua2}}</w:t>
+      </w:r>
+      <w:r>
+        <w:rPr>
+          <w:rFonts w:ascii="Times New Roman" w:hAnsi="Times New Roman"/>
+          <w:noProof/>
+          <w:color w:val="000000" w:themeColor="text1"/>
+          <w:szCs w:val="26"/>
+          <w:lang w:val="nl-NL"/>
+        </w:rPr>
+        <w:t xml:space="preserve"/>
+      </w:r>
+      <w:r>
+        <w:rPr>
+          <w:rFonts w:ascii="Times New Roman" w:hAnsi="Times New Roman"/>
+          <w:noProof/>
+          <w:color w:val="000000" w:themeColor="text1"/>
+          <w:szCs w:val="26"/>
+          <w:lang w:val="nl-NL"/>
+        </w:rPr>
+        <w:t/>
       </w:r>
       <w:r>
         <w:rPr>
@@ -2199,27 +2250,27 @@
           <w:szCs w:val="26"/>
           <w:lang w:val="nl-NL"/>
         </w:rPr>
-        <w:t>[Số tờ</w:t>
-      </w:r>
-      <w:r>
-        <w:rPr>
-          <w:rFonts w:ascii="Times New Roman" w:hAnsi="Times New Roman"/>
-          <w:noProof/>
-          <w:color w:val="000000" w:themeColor="text1"/>
-          <w:szCs w:val="26"/>
-          <w:lang w:val="nl-NL"/>
-        </w:rPr>
-        <w:t xml:space="preserve"> 2</w:t>
-      </w:r>
-      <w:r>
-        <w:rPr>
-          <w:rFonts w:ascii="Times New Roman" w:hAnsi="Times New Roman"/>
-          <w:noProof/>
-          <w:color w:val="000000" w:themeColor="text1"/>
-          <w:szCs w:val="26"/>
-          <w:lang w:val="nl-NL"/>
-        </w:rPr>
-        <w:t>]</w:t>
+        <w:t>{{soto2}}</w:t>
+      </w:r>
+      <w:r>
+        <w:rPr>
+          <w:rFonts w:ascii="Times New Roman" w:hAnsi="Times New Roman"/>
+          <w:noProof/>
+          <w:color w:val="000000" w:themeColor="text1"/>
+          <w:szCs w:val="26"/>
+          <w:lang w:val="nl-NL"/>
+        </w:rPr>
+        <w:t xml:space="preserve"/>
+      </w:r>
+      <w:r>
+        <w:rPr>
+          <w:rFonts w:ascii="Times New Roman" w:hAnsi="Times New Roman"/>
+          <w:noProof/>
+          <w:color w:val="000000" w:themeColor="text1"/>
+          <w:szCs w:val="26"/>
+          <w:lang w:val="nl-NL"/>
+        </w:rPr>
+        <w:t/>
       </w:r>
     </w:p>
     <w:p>
@@ -2267,7 +2318,7 @@
           <w:spacing w:val="-4"/>
           <w:szCs w:val="26"/>
         </w:rPr>
-        <w:t>[Địa chỉ đất</w:t>
+        <w:t>{{diachidat2}}</w:t>
       </w:r>
       <w:r>
         <w:rPr>
@@ -2277,7 +2328,7 @@
           <w:spacing w:val="-4"/>
           <w:szCs w:val="26"/>
         </w:rPr>
-        <w:t xml:space="preserve"> 2</w:t>
+        <w:t xml:space="preserve"/>
       </w:r>
       <w:r>
         <w:rPr>
@@ -2287,7 +2338,7 @@
           <w:spacing w:val="-4"/>
           <w:szCs w:val="26"/>
         </w:rPr>
-        <w:t>]</w:t>
+        <w:t/>
       </w:r>
     </w:p>
     <w:p>
@@ -2322,27 +2373,27 @@
           <w:szCs w:val="26"/>
           <w:lang w:val="nl-NL"/>
         </w:rPr>
-        <w:t>[Diện tích</w:t>
-      </w:r>
-      <w:r>
-        <w:rPr>
-          <w:rFonts w:ascii="Times New Roman" w:hAnsi="Times New Roman"/>
-          <w:noProof/>
-          <w:color w:val="000000" w:themeColor="text1"/>
-          <w:szCs w:val="26"/>
-          <w:lang w:val="nl-NL"/>
-        </w:rPr>
-        <w:t xml:space="preserve"> 2</w:t>
-      </w:r>
-      <w:r>
-        <w:rPr>
-          <w:rFonts w:ascii="Times New Roman" w:hAnsi="Times New Roman"/>
-          <w:noProof/>
-          <w:color w:val="000000" w:themeColor="text1"/>
-          <w:szCs w:val="26"/>
-          <w:lang w:val="nl-NL"/>
-        </w:rPr>
-        <w:t>]</w:t>
+        <w:t>{{dientich2}}</w:t>
+      </w:r>
+      <w:r>
+        <w:rPr>
+          <w:rFonts w:ascii="Times New Roman" w:hAnsi="Times New Roman"/>
+          <w:noProof/>
+          <w:color w:val="000000" w:themeColor="text1"/>
+          <w:szCs w:val="26"/>
+          <w:lang w:val="nl-NL"/>
+        </w:rPr>
+        <w:t xml:space="preserve"/>
+      </w:r>
+      <w:r>
+        <w:rPr>
+          <w:rFonts w:ascii="Times New Roman" w:hAnsi="Times New Roman"/>
+          <w:noProof/>
+          <w:color w:val="000000" w:themeColor="text1"/>
+          <w:szCs w:val="26"/>
+          <w:lang w:val="nl-NL"/>
+        </w:rPr>
+        <w:t/>
       </w:r>
       <w:r>
         <w:rPr>
@@ -2361,27 +2412,27 @@
           <w:szCs w:val="26"/>
           <w:lang w:val="nl-NL"/>
         </w:rPr>
-        <w:t>[Diện tích chữ</w:t>
-      </w:r>
-      <w:r>
-        <w:rPr>
-          <w:rFonts w:ascii="Times New Roman" w:hAnsi="Times New Roman"/>
-          <w:noProof/>
-          <w:color w:val="000000" w:themeColor="text1"/>
-          <w:szCs w:val="26"/>
-          <w:lang w:val="nl-NL"/>
-        </w:rPr>
-        <w:t xml:space="preserve"> 2</w:t>
-      </w:r>
-      <w:r>
-        <w:rPr>
-          <w:rFonts w:ascii="Times New Roman" w:hAnsi="Times New Roman"/>
-          <w:noProof/>
-          <w:color w:val="000000" w:themeColor="text1"/>
-          <w:szCs w:val="26"/>
-          <w:lang w:val="nl-NL"/>
-        </w:rPr>
-        <w:t xml:space="preserve">] </w:t>
+        <w:t>{{dientichchu2}}</w:t>
+      </w:r>
+      <w:r>
+        <w:rPr>
+          <w:rFonts w:ascii="Times New Roman" w:hAnsi="Times New Roman"/>
+          <w:noProof/>
+          <w:color w:val="000000" w:themeColor="text1"/>
+          <w:szCs w:val="26"/>
+          <w:lang w:val="nl-NL"/>
+        </w:rPr>
+        <w:t xml:space="preserve"/>
+      </w:r>
+      <w:r>
+        <w:rPr>
+          <w:rFonts w:ascii="Times New Roman" w:hAnsi="Times New Roman"/>
+          <w:noProof/>
+          <w:color w:val="000000" w:themeColor="text1"/>
+          <w:szCs w:val="26"/>
+          <w:lang w:val="nl-NL"/>
+        </w:rPr>
+        <w:t xml:space="preserve"> </w:t>
       </w:r>
       <w:r>
         <w:rPr>
@@ -2419,25 +2470,25 @@
           <w:szCs w:val="26"/>
           <w:lang w:val="nl-NL"/>
         </w:rPr>
-        <w:t>Hình thức sử dụng: [Hình thức sử dụng</w:t>
-      </w:r>
-      <w:r>
-        <w:rPr>
-          <w:rFonts w:ascii="Times New Roman" w:hAnsi="Times New Roman"/>
-          <w:color w:val="000000" w:themeColor="text1"/>
-          <w:szCs w:val="26"/>
-          <w:lang w:val="nl-NL"/>
-        </w:rPr>
-        <w:t xml:space="preserve"> 2</w:t>
-      </w:r>
-      <w:r>
-        <w:rPr>
-          <w:rFonts w:ascii="Times New Roman" w:hAnsi="Times New Roman"/>
-          <w:color w:val="000000" w:themeColor="text1"/>
-          <w:szCs w:val="26"/>
-          <w:lang w:val="nl-NL"/>
-        </w:rPr>
-        <w:t>]</w:t>
+        <w:t>Hình thức sử dụng: {{hinhthucsudung2}}</w:t>
+      </w:r>
+      <w:r>
+        <w:rPr>
+          <w:rFonts w:ascii="Times New Roman" w:hAnsi="Times New Roman"/>
+          <w:color w:val="000000" w:themeColor="text1"/>
+          <w:szCs w:val="26"/>
+          <w:lang w:val="nl-NL"/>
+        </w:rPr>
+        <w:t xml:space="preserve"/>
+      </w:r>
+      <w:r>
+        <w:rPr>
+          <w:rFonts w:ascii="Times New Roman" w:hAnsi="Times New Roman"/>
+          <w:color w:val="000000" w:themeColor="text1"/>
+          <w:szCs w:val="26"/>
+          <w:lang w:val="nl-NL"/>
+        </w:rPr>
+        <w:t/>
       </w:r>
     </w:p>
     <w:p>
@@ -2464,25 +2515,25 @@
           <w:szCs w:val="26"/>
           <w:lang w:val="nl-NL"/>
         </w:rPr>
-        <w:t>Mục đích sử dụng: [Loại đất</w:t>
-      </w:r>
-      <w:r>
-        <w:rPr>
-          <w:rFonts w:ascii="Times New Roman" w:hAnsi="Times New Roman"/>
-          <w:color w:val="000000" w:themeColor="text1"/>
-          <w:szCs w:val="26"/>
-          <w:lang w:val="nl-NL"/>
-        </w:rPr>
-        <w:t xml:space="preserve"> 2</w:t>
-      </w:r>
-      <w:r>
-        <w:rPr>
-          <w:rFonts w:ascii="Times New Roman" w:hAnsi="Times New Roman"/>
-          <w:color w:val="000000" w:themeColor="text1"/>
-          <w:szCs w:val="26"/>
-          <w:lang w:val="nl-NL"/>
-        </w:rPr>
-        <w:t>]</w:t>
+        <w:t>Mục đích sử dụng: {{loaidat2}}</w:t>
+      </w:r>
+      <w:r>
+        <w:rPr>
+          <w:rFonts w:ascii="Times New Roman" w:hAnsi="Times New Roman"/>
+          <w:color w:val="000000" w:themeColor="text1"/>
+          <w:szCs w:val="26"/>
+          <w:lang w:val="nl-NL"/>
+        </w:rPr>
+        <w:t xml:space="preserve"/>
+      </w:r>
+      <w:r>
+        <w:rPr>
+          <w:rFonts w:ascii="Times New Roman" w:hAnsi="Times New Roman"/>
+          <w:color w:val="000000" w:themeColor="text1"/>
+          <w:szCs w:val="26"/>
+          <w:lang w:val="nl-NL"/>
+        </w:rPr>
+        <w:t/>
       </w:r>
     </w:p>
     <w:p>
@@ -2528,25 +2579,25 @@
           <w:szCs w:val="26"/>
           <w:lang w:val="nl-NL"/>
         </w:rPr>
-        <w:t>[Thời hạn 1</w:t>
-      </w:r>
-      <w:r>
-        <w:rPr>
-          <w:rFonts w:ascii="Times New Roman" w:hAnsi="Times New Roman"/>
-          <w:color w:val="000000" w:themeColor="text1"/>
-          <w:szCs w:val="26"/>
-          <w:lang w:val="nl-NL"/>
-        </w:rPr>
-        <w:t xml:space="preserve"> 2</w:t>
-      </w:r>
-      <w:r>
-        <w:rPr>
-          <w:rFonts w:ascii="Times New Roman" w:hAnsi="Times New Roman"/>
-          <w:color w:val="000000" w:themeColor="text1"/>
-          <w:szCs w:val="26"/>
-          <w:lang w:val="nl-NL"/>
-        </w:rPr>
-        <w:t>]</w:t>
+        <w:t>{{thoihan12}}</w:t>
+      </w:r>
+      <w:r>
+        <w:rPr>
+          <w:rFonts w:ascii="Times New Roman" w:hAnsi="Times New Roman"/>
+          <w:color w:val="000000" w:themeColor="text1"/>
+          <w:szCs w:val="26"/>
+          <w:lang w:val="nl-NL"/>
+        </w:rPr>
+        <w:t xml:space="preserve"/>
+      </w:r>
+      <w:r>
+        <w:rPr>
+          <w:rFonts w:ascii="Times New Roman" w:hAnsi="Times New Roman"/>
+          <w:color w:val="000000" w:themeColor="text1"/>
+          <w:szCs w:val="26"/>
+          <w:lang w:val="nl-NL"/>
+        </w:rPr>
+        <w:t/>
       </w:r>
     </w:p>
     <w:p>
@@ -2582,27 +2633,27 @@
           <w:szCs w:val="26"/>
           <w:lang w:val="nl-NL"/>
         </w:rPr>
-        <w:t>[Nguồn gốc</w:t>
-      </w:r>
-      <w:r>
-        <w:rPr>
-          <w:rFonts w:ascii="Times New Roman" w:hAnsi="Times New Roman"/>
-          <w:noProof/>
-          <w:color w:val="000000" w:themeColor="text1"/>
-          <w:szCs w:val="26"/>
-          <w:lang w:val="nl-NL"/>
-        </w:rPr>
-        <w:t xml:space="preserve"> 2</w:t>
-      </w:r>
-      <w:r>
-        <w:rPr>
-          <w:rFonts w:ascii="Times New Roman" w:hAnsi="Times New Roman"/>
-          <w:noProof/>
-          <w:color w:val="000000" w:themeColor="text1"/>
-          <w:szCs w:val="26"/>
-          <w:lang w:val="nl-NL"/>
-        </w:rPr>
-        <w:t>]</w:t>
+        <w:t>{{nguongoc2}}</w:t>
+      </w:r>
+      <w:r>
+        <w:rPr>
+          <w:rFonts w:ascii="Times New Roman" w:hAnsi="Times New Roman"/>
+          <w:noProof/>
+          <w:color w:val="000000" w:themeColor="text1"/>
+          <w:szCs w:val="26"/>
+          <w:lang w:val="nl-NL"/>
+        </w:rPr>
+        <w:t xml:space="preserve"/>
+      </w:r>
+      <w:r>
+        <w:rPr>
+          <w:rFonts w:ascii="Times New Roman" w:hAnsi="Times New Roman"/>
+          <w:noProof/>
+          <w:color w:val="000000" w:themeColor="text1"/>
+          <w:szCs w:val="26"/>
+          <w:lang w:val="nl-NL"/>
+        </w:rPr>
+        <w:t/>
       </w:r>
       <w:r>
         <w:rPr>
@@ -2698,27 +2749,27 @@
           <w:color w:val="000000" w:themeColor="text1"/>
           <w:szCs w:val="26"/>
         </w:rPr>
-        <w:t>[Địa chỉ đất</w:t>
-      </w:r>
-      <w:r>
-        <w:rPr>
-          <w:rFonts w:ascii="Times New Roman" w:hAnsi="Times New Roman"/>
-          <w:b/>
-          <w:noProof/>
-          <w:color w:val="000000" w:themeColor="text1"/>
-          <w:szCs w:val="26"/>
-        </w:rPr>
-        <w:t xml:space="preserve"> 3</w:t>
-      </w:r>
-      <w:r>
-        <w:rPr>
-          <w:rFonts w:ascii="Times New Roman" w:hAnsi="Times New Roman"/>
-          <w:b/>
-          <w:noProof/>
-          <w:color w:val="000000" w:themeColor="text1"/>
-          <w:szCs w:val="26"/>
-        </w:rPr>
-        <w:t>]</w:t>
+        <w:t>{{diachidat3}}</w:t>
+      </w:r>
+      <w:r>
+        <w:rPr>
+          <w:rFonts w:ascii="Times New Roman" w:hAnsi="Times New Roman"/>
+          <w:b/>
+          <w:noProof/>
+          <w:color w:val="000000" w:themeColor="text1"/>
+          <w:szCs w:val="26"/>
+        </w:rPr>
+        <w:t xml:space="preserve"/>
+      </w:r>
+      <w:r>
+        <w:rPr>
+          <w:rFonts w:ascii="Times New Roman" w:hAnsi="Times New Roman"/>
+          <w:b/>
+          <w:noProof/>
+          <w:color w:val="000000" w:themeColor="text1"/>
+          <w:szCs w:val="26"/>
+        </w:rPr>
+        <w:t/>
       </w:r>
       <w:r>
         <w:rPr>
@@ -2745,27 +2796,27 @@
           <w:szCs w:val="26"/>
           <w:lang w:val="nl-NL"/>
         </w:rPr>
-        <w:t>[Loại sổ</w:t>
-      </w:r>
-      <w:r>
-        <w:rPr>
-          <w:rFonts w:ascii="Times New Roman" w:hAnsi="Times New Roman"/>
-          <w:noProof/>
-          <w:color w:val="000000" w:themeColor="text1"/>
-          <w:szCs w:val="26"/>
-          <w:lang w:val="nl-NL"/>
-        </w:rPr>
-        <w:t xml:space="preserve"> 3</w:t>
-      </w:r>
-      <w:r>
-        <w:rPr>
-          <w:rFonts w:ascii="Times New Roman" w:hAnsi="Times New Roman"/>
-          <w:noProof/>
-          <w:color w:val="000000" w:themeColor="text1"/>
-          <w:szCs w:val="26"/>
-          <w:lang w:val="nl-NL"/>
-        </w:rPr>
-        <w:t>]</w:t>
+        <w:t>{{loaiso3}}</w:t>
+      </w:r>
+      <w:r>
+        <w:rPr>
+          <w:rFonts w:ascii="Times New Roman" w:hAnsi="Times New Roman"/>
+          <w:noProof/>
+          <w:color w:val="000000" w:themeColor="text1"/>
+          <w:szCs w:val="26"/>
+          <w:lang w:val="nl-NL"/>
+        </w:rPr>
+        <w:t xml:space="preserve"/>
+      </w:r>
+      <w:r>
+        <w:rPr>
+          <w:rFonts w:ascii="Times New Roman" w:hAnsi="Times New Roman"/>
+          <w:noProof/>
+          <w:color w:val="000000" w:themeColor="text1"/>
+          <w:szCs w:val="26"/>
+          <w:lang w:val="nl-NL"/>
+        </w:rPr>
+        <w:t/>
       </w:r>
       <w:r>
         <w:rPr>
@@ -2795,29 +2846,29 @@
           <w:szCs w:val="26"/>
           <w:lang w:val="nl-NL"/>
         </w:rPr>
-        <w:t>[Serial</w:t>
-      </w:r>
-      <w:r>
-        <w:rPr>
-          <w:rFonts w:ascii="Times New Roman" w:hAnsi="Times New Roman"/>
-          <w:b/>
-          <w:noProof/>
-          <w:color w:val="000000" w:themeColor="text1"/>
-          <w:szCs w:val="26"/>
-          <w:lang w:val="nl-NL"/>
-        </w:rPr>
-        <w:t xml:space="preserve"> 3</w:t>
-      </w:r>
-      <w:r>
-        <w:rPr>
-          <w:rFonts w:ascii="Times New Roman" w:hAnsi="Times New Roman"/>
-          <w:b/>
-          <w:noProof/>
-          <w:color w:val="000000" w:themeColor="text1"/>
-          <w:szCs w:val="26"/>
-          <w:lang w:val="nl-NL"/>
-        </w:rPr>
-        <w:t>]</w:t>
+        <w:t>{{serial3}}</w:t>
+      </w:r>
+      <w:r>
+        <w:rPr>
+          <w:rFonts w:ascii="Times New Roman" w:hAnsi="Times New Roman"/>
+          <w:b/>
+          <w:noProof/>
+          <w:color w:val="000000" w:themeColor="text1"/>
+          <w:szCs w:val="26"/>
+          <w:lang w:val="nl-NL"/>
+        </w:rPr>
+        <w:t xml:space="preserve"/>
+      </w:r>
+      <w:r>
+        <w:rPr>
+          <w:rFonts w:ascii="Times New Roman" w:hAnsi="Times New Roman"/>
+          <w:b/>
+          <w:noProof/>
+          <w:color w:val="000000" w:themeColor="text1"/>
+          <w:szCs w:val="26"/>
+          <w:lang w:val="nl-NL"/>
+        </w:rPr>
+        <w:t/>
       </w:r>
       <w:r>
         <w:rPr>
@@ -2837,29 +2888,29 @@
           <w:szCs w:val="26"/>
           <w:lang w:val="nl-NL"/>
         </w:rPr>
-        <w:t>[Số vào sổ</w:t>
-      </w:r>
-      <w:r>
-        <w:rPr>
-          <w:rFonts w:ascii="Times New Roman" w:hAnsi="Times New Roman"/>
-          <w:b/>
-          <w:noProof/>
-          <w:color w:val="000000" w:themeColor="text1"/>
-          <w:szCs w:val="26"/>
-          <w:lang w:val="nl-NL"/>
-        </w:rPr>
-        <w:t xml:space="preserve"> 3</w:t>
-      </w:r>
-      <w:r>
-        <w:rPr>
-          <w:rFonts w:ascii="Times New Roman" w:hAnsi="Times New Roman"/>
-          <w:b/>
-          <w:noProof/>
-          <w:color w:val="000000" w:themeColor="text1"/>
-          <w:szCs w:val="26"/>
-          <w:lang w:val="nl-NL"/>
-        </w:rPr>
-        <w:t>]</w:t>
+        <w:t>{{sovaoso3}}</w:t>
+      </w:r>
+      <w:r>
+        <w:rPr>
+          <w:rFonts w:ascii="Times New Roman" w:hAnsi="Times New Roman"/>
+          <w:b/>
+          <w:noProof/>
+          <w:color w:val="000000" w:themeColor="text1"/>
+          <w:szCs w:val="26"/>
+          <w:lang w:val="nl-NL"/>
+        </w:rPr>
+        <w:t xml:space="preserve"/>
+      </w:r>
+      <w:r>
+        <w:rPr>
+          <w:rFonts w:ascii="Times New Roman" w:hAnsi="Times New Roman"/>
+          <w:b/>
+          <w:noProof/>
+          <w:color w:val="000000" w:themeColor="text1"/>
+          <w:szCs w:val="26"/>
+          <w:lang w:val="nl-NL"/>
+        </w:rPr>
+        <w:t/>
       </w:r>
       <w:r>
         <w:rPr>
@@ -2878,27 +2929,27 @@
           <w:szCs w:val="26"/>
           <w:lang w:val="nl-NL"/>
         </w:rPr>
-        <w:t>[Cơ quan cấp sổ</w:t>
-      </w:r>
-      <w:r>
-        <w:rPr>
-          <w:rFonts w:ascii="Times New Roman" w:hAnsi="Times New Roman"/>
-          <w:noProof/>
-          <w:color w:val="000000" w:themeColor="text1"/>
-          <w:szCs w:val="26"/>
-          <w:lang w:val="nl-NL"/>
-        </w:rPr>
-        <w:t xml:space="preserve"> 3</w:t>
-      </w:r>
-      <w:r>
-        <w:rPr>
-          <w:rFonts w:ascii="Times New Roman" w:hAnsi="Times New Roman"/>
-          <w:noProof/>
-          <w:color w:val="000000" w:themeColor="text1"/>
-          <w:szCs w:val="26"/>
-          <w:lang w:val="nl-NL"/>
-        </w:rPr>
-        <w:t>]</w:t>
+        <w:t>{{coquancapso3}}</w:t>
+      </w:r>
+      <w:r>
+        <w:rPr>
+          <w:rFonts w:ascii="Times New Roman" w:hAnsi="Times New Roman"/>
+          <w:noProof/>
+          <w:color w:val="000000" w:themeColor="text1"/>
+          <w:szCs w:val="26"/>
+          <w:lang w:val="nl-NL"/>
+        </w:rPr>
+        <w:t xml:space="preserve"/>
+      </w:r>
+      <w:r>
+        <w:rPr>
+          <w:rFonts w:ascii="Times New Roman" w:hAnsi="Times New Roman"/>
+          <w:noProof/>
+          <w:color w:val="000000" w:themeColor="text1"/>
+          <w:szCs w:val="26"/>
+          <w:lang w:val="nl-NL"/>
+        </w:rPr>
+        <w:t/>
       </w:r>
       <w:r>
         <w:rPr>
@@ -2918,29 +2969,29 @@
           <w:szCs w:val="26"/>
           <w:lang w:val="nl-NL"/>
         </w:rPr>
-        <w:t>[Ngày cấp sổ</w:t>
-      </w:r>
-      <w:r>
-        <w:rPr>
-          <w:rFonts w:ascii="Times New Roman" w:hAnsi="Times New Roman"/>
-          <w:b/>
-          <w:noProof/>
-          <w:color w:val="000000" w:themeColor="text1"/>
-          <w:szCs w:val="26"/>
-          <w:lang w:val="nl-NL"/>
-        </w:rPr>
-        <w:t xml:space="preserve"> 3</w:t>
-      </w:r>
-      <w:r>
-        <w:rPr>
-          <w:rFonts w:ascii="Times New Roman" w:hAnsi="Times New Roman"/>
-          <w:b/>
-          <w:noProof/>
-          <w:color w:val="000000" w:themeColor="text1"/>
-          <w:szCs w:val="26"/>
-          <w:lang w:val="nl-NL"/>
-        </w:rPr>
-        <w:t>]</w:t>
+        <w:t>{{ngaycapso3}}</w:t>
+      </w:r>
+      <w:r>
+        <w:rPr>
+          <w:rFonts w:ascii="Times New Roman" w:hAnsi="Times New Roman"/>
+          <w:b/>
+          <w:noProof/>
+          <w:color w:val="000000" w:themeColor="text1"/>
+          <w:szCs w:val="26"/>
+          <w:lang w:val="nl-NL"/>
+        </w:rPr>
+        <w:t xml:space="preserve"/>
+      </w:r>
+      <w:r>
+        <w:rPr>
+          <w:rFonts w:ascii="Times New Roman" w:hAnsi="Times New Roman"/>
+          <w:b/>
+          <w:noProof/>
+          <w:color w:val="000000" w:themeColor="text1"/>
+          <w:szCs w:val="26"/>
+          <w:lang w:val="nl-NL"/>
+        </w:rPr>
+        <w:t/>
       </w:r>
       <w:r>
         <w:rPr>
@@ -2985,27 +3036,27 @@
           <w:szCs w:val="26"/>
           <w:lang w:val="nl-NL"/>
         </w:rPr>
-        <w:t>[Số thửa</w:t>
-      </w:r>
-      <w:r>
-        <w:rPr>
-          <w:rFonts w:ascii="Times New Roman" w:hAnsi="Times New Roman"/>
-          <w:noProof/>
-          <w:color w:val="000000" w:themeColor="text1"/>
-          <w:szCs w:val="26"/>
-          <w:lang w:val="nl-NL"/>
-        </w:rPr>
-        <w:t xml:space="preserve"> 3</w:t>
-      </w:r>
-      <w:r>
-        <w:rPr>
-          <w:rFonts w:ascii="Times New Roman" w:hAnsi="Times New Roman"/>
-          <w:noProof/>
-          <w:color w:val="000000" w:themeColor="text1"/>
-          <w:szCs w:val="26"/>
-          <w:lang w:val="nl-NL"/>
-        </w:rPr>
-        <w:t>]</w:t>
+        <w:t>{{sothua3}}</w:t>
+      </w:r>
+      <w:r>
+        <w:rPr>
+          <w:rFonts w:ascii="Times New Roman" w:hAnsi="Times New Roman"/>
+          <w:noProof/>
+          <w:color w:val="000000" w:themeColor="text1"/>
+          <w:szCs w:val="26"/>
+          <w:lang w:val="nl-NL"/>
+        </w:rPr>
+        <w:t xml:space="preserve"/>
+      </w:r>
+      <w:r>
+        <w:rPr>
+          <w:rFonts w:ascii="Times New Roman" w:hAnsi="Times New Roman"/>
+          <w:noProof/>
+          <w:color w:val="000000" w:themeColor="text1"/>
+          <w:szCs w:val="26"/>
+          <w:lang w:val="nl-NL"/>
+        </w:rPr>
+        <w:t/>
       </w:r>
       <w:r>
         <w:rPr>
@@ -3024,27 +3075,27 @@
           <w:szCs w:val="26"/>
           <w:lang w:val="nl-NL"/>
         </w:rPr>
-        <w:t>[Số tờ</w:t>
-      </w:r>
-      <w:r>
-        <w:rPr>
-          <w:rFonts w:ascii="Times New Roman" w:hAnsi="Times New Roman"/>
-          <w:noProof/>
-          <w:color w:val="000000" w:themeColor="text1"/>
-          <w:szCs w:val="26"/>
-          <w:lang w:val="nl-NL"/>
-        </w:rPr>
-        <w:t xml:space="preserve"> 3</w:t>
-      </w:r>
-      <w:r>
-        <w:rPr>
-          <w:rFonts w:ascii="Times New Roman" w:hAnsi="Times New Roman"/>
-          <w:noProof/>
-          <w:color w:val="000000" w:themeColor="text1"/>
-          <w:szCs w:val="26"/>
-          <w:lang w:val="nl-NL"/>
-        </w:rPr>
-        <w:t>]</w:t>
+        <w:t>{{soto3}}</w:t>
+      </w:r>
+      <w:r>
+        <w:rPr>
+          <w:rFonts w:ascii="Times New Roman" w:hAnsi="Times New Roman"/>
+          <w:noProof/>
+          <w:color w:val="000000" w:themeColor="text1"/>
+          <w:szCs w:val="26"/>
+          <w:lang w:val="nl-NL"/>
+        </w:rPr>
+        <w:t xml:space="preserve"/>
+      </w:r>
+      <w:r>
+        <w:rPr>
+          <w:rFonts w:ascii="Times New Roman" w:hAnsi="Times New Roman"/>
+          <w:noProof/>
+          <w:color w:val="000000" w:themeColor="text1"/>
+          <w:szCs w:val="26"/>
+          <w:lang w:val="nl-NL"/>
+        </w:rPr>
+        <w:t/>
       </w:r>
     </w:p>
     <w:p>
@@ -3092,7 +3143,7 @@
           <w:spacing w:val="-4"/>
           <w:szCs w:val="26"/>
         </w:rPr>
-        <w:t>[Địa chỉ đất</w:t>
+        <w:t>{{diachidat3}}</w:t>
       </w:r>
       <w:r>
         <w:rPr>
@@ -3102,7 +3153,7 @@
           <w:spacing w:val="-4"/>
           <w:szCs w:val="26"/>
         </w:rPr>
-        <w:t xml:space="preserve"> 3</w:t>
+        <w:t xml:space="preserve"/>
       </w:r>
       <w:r>
         <w:rPr>
@@ -3112,7 +3163,7 @@
           <w:spacing w:val="-4"/>
           <w:szCs w:val="26"/>
         </w:rPr>
-        <w:t>]</w:t>
+        <w:t/>
       </w:r>
     </w:p>
     <w:p>
@@ -3147,27 +3198,27 @@
           <w:szCs w:val="26"/>
           <w:lang w:val="nl-NL"/>
         </w:rPr>
-        <w:t>[Diện tích</w:t>
-      </w:r>
-      <w:r>
-        <w:rPr>
-          <w:rFonts w:ascii="Times New Roman" w:hAnsi="Times New Roman"/>
-          <w:noProof/>
-          <w:color w:val="000000" w:themeColor="text1"/>
-          <w:szCs w:val="26"/>
-          <w:lang w:val="nl-NL"/>
-        </w:rPr>
-        <w:t xml:space="preserve"> 3</w:t>
-      </w:r>
-      <w:r>
-        <w:rPr>
-          <w:rFonts w:ascii="Times New Roman" w:hAnsi="Times New Roman"/>
-          <w:noProof/>
-          <w:color w:val="000000" w:themeColor="text1"/>
-          <w:szCs w:val="26"/>
-          <w:lang w:val="nl-NL"/>
-        </w:rPr>
-        <w:t>]</w:t>
+        <w:t>{{dientich3}}</w:t>
+      </w:r>
+      <w:r>
+        <w:rPr>
+          <w:rFonts w:ascii="Times New Roman" w:hAnsi="Times New Roman"/>
+          <w:noProof/>
+          <w:color w:val="000000" w:themeColor="text1"/>
+          <w:szCs w:val="26"/>
+          <w:lang w:val="nl-NL"/>
+        </w:rPr>
+        <w:t xml:space="preserve"/>
+      </w:r>
+      <w:r>
+        <w:rPr>
+          <w:rFonts w:ascii="Times New Roman" w:hAnsi="Times New Roman"/>
+          <w:noProof/>
+          <w:color w:val="000000" w:themeColor="text1"/>
+          <w:szCs w:val="26"/>
+          <w:lang w:val="nl-NL"/>
+        </w:rPr>
+        <w:t/>
       </w:r>
       <w:r>
         <w:rPr>
@@ -3186,27 +3237,27 @@
           <w:szCs w:val="26"/>
           <w:lang w:val="nl-NL"/>
         </w:rPr>
-        <w:t>[Diện tích chữ</w:t>
-      </w:r>
-      <w:r>
-        <w:rPr>
-          <w:rFonts w:ascii="Times New Roman" w:hAnsi="Times New Roman"/>
-          <w:noProof/>
-          <w:color w:val="000000" w:themeColor="text1"/>
-          <w:szCs w:val="26"/>
-          <w:lang w:val="nl-NL"/>
-        </w:rPr>
-        <w:t xml:space="preserve"> 3</w:t>
-      </w:r>
-      <w:r>
-        <w:rPr>
-          <w:rFonts w:ascii="Times New Roman" w:hAnsi="Times New Roman"/>
-          <w:noProof/>
-          <w:color w:val="000000" w:themeColor="text1"/>
-          <w:szCs w:val="26"/>
-          <w:lang w:val="nl-NL"/>
-        </w:rPr>
-        <w:t xml:space="preserve">] </w:t>
+        <w:t>{{dientichchu3}}</w:t>
+      </w:r>
+      <w:r>
+        <w:rPr>
+          <w:rFonts w:ascii="Times New Roman" w:hAnsi="Times New Roman"/>
+          <w:noProof/>
+          <w:color w:val="000000" w:themeColor="text1"/>
+          <w:szCs w:val="26"/>
+          <w:lang w:val="nl-NL"/>
+        </w:rPr>
+        <w:t xml:space="preserve"/>
+      </w:r>
+      <w:r>
+        <w:rPr>
+          <w:rFonts w:ascii="Times New Roman" w:hAnsi="Times New Roman"/>
+          <w:noProof/>
+          <w:color w:val="000000" w:themeColor="text1"/>
+          <w:szCs w:val="26"/>
+          <w:lang w:val="nl-NL"/>
+        </w:rPr>
+        <w:t xml:space="preserve"> </w:t>
       </w:r>
       <w:r>
         <w:rPr>
@@ -3244,25 +3295,25 @@
           <w:szCs w:val="26"/>
           <w:lang w:val="nl-NL"/>
         </w:rPr>
-        <w:t>Hình thức sử dụng: [Hình thức sử dụng</w:t>
-      </w:r>
-      <w:r>
-        <w:rPr>
-          <w:rFonts w:ascii="Times New Roman" w:hAnsi="Times New Roman"/>
-          <w:color w:val="000000" w:themeColor="text1"/>
-          <w:szCs w:val="26"/>
-          <w:lang w:val="nl-NL"/>
-        </w:rPr>
-        <w:t xml:space="preserve"> 3</w:t>
-      </w:r>
-      <w:r>
-        <w:rPr>
-          <w:rFonts w:ascii="Times New Roman" w:hAnsi="Times New Roman"/>
-          <w:color w:val="000000" w:themeColor="text1"/>
-          <w:szCs w:val="26"/>
-          <w:lang w:val="nl-NL"/>
-        </w:rPr>
-        <w:t>]</w:t>
+        <w:t>Hình thức sử dụng: {{hinhthucsudung3}}</w:t>
+      </w:r>
+      <w:r>
+        <w:rPr>
+          <w:rFonts w:ascii="Times New Roman" w:hAnsi="Times New Roman"/>
+          <w:color w:val="000000" w:themeColor="text1"/>
+          <w:szCs w:val="26"/>
+          <w:lang w:val="nl-NL"/>
+        </w:rPr>
+        <w:t xml:space="preserve"/>
+      </w:r>
+      <w:r>
+        <w:rPr>
+          <w:rFonts w:ascii="Times New Roman" w:hAnsi="Times New Roman"/>
+          <w:color w:val="000000" w:themeColor="text1"/>
+          <w:szCs w:val="26"/>
+          <w:lang w:val="nl-NL"/>
+        </w:rPr>
+        <w:t/>
       </w:r>
     </w:p>
     <w:p>
@@ -3290,25 +3341,25 @@
           <w:lang w:val="nl-NL"/>
         </w:rPr>
         <w:lastRenderedPageBreak/>
-        <w:t>Mục đích sử dụng: [Loại đất</w:t>
-      </w:r>
-      <w:r>
-        <w:rPr>
-          <w:rFonts w:ascii="Times New Roman" w:hAnsi="Times New Roman"/>
-          <w:color w:val="000000" w:themeColor="text1"/>
-          <w:szCs w:val="26"/>
-          <w:lang w:val="nl-NL"/>
-        </w:rPr>
-        <w:t xml:space="preserve"> 3</w:t>
-      </w:r>
-      <w:r>
-        <w:rPr>
-          <w:rFonts w:ascii="Times New Roman" w:hAnsi="Times New Roman"/>
-          <w:color w:val="000000" w:themeColor="text1"/>
-          <w:szCs w:val="26"/>
-          <w:lang w:val="nl-NL"/>
-        </w:rPr>
-        <w:t>]</w:t>
+        <w:t>Mục đích sử dụng: {{loaidat3}}</w:t>
+      </w:r>
+      <w:r>
+        <w:rPr>
+          <w:rFonts w:ascii="Times New Roman" w:hAnsi="Times New Roman"/>
+          <w:color w:val="000000" w:themeColor="text1"/>
+          <w:szCs w:val="26"/>
+          <w:lang w:val="nl-NL"/>
+        </w:rPr>
+        <w:t xml:space="preserve"/>
+      </w:r>
+      <w:r>
+        <w:rPr>
+          <w:rFonts w:ascii="Times New Roman" w:hAnsi="Times New Roman"/>
+          <w:color w:val="000000" w:themeColor="text1"/>
+          <w:szCs w:val="26"/>
+          <w:lang w:val="nl-NL"/>
+        </w:rPr>
+        <w:t/>
       </w:r>
     </w:p>
     <w:p>
@@ -3354,25 +3405,25 @@
           <w:szCs w:val="26"/>
           <w:lang w:val="nl-NL"/>
         </w:rPr>
-        <w:t>[Thời hạn 1</w:t>
-      </w:r>
-      <w:r>
-        <w:rPr>
-          <w:rFonts w:ascii="Times New Roman" w:hAnsi="Times New Roman"/>
-          <w:color w:val="000000" w:themeColor="text1"/>
-          <w:szCs w:val="26"/>
-          <w:lang w:val="nl-NL"/>
-        </w:rPr>
-        <w:t xml:space="preserve"> 3</w:t>
-      </w:r>
-      <w:r>
-        <w:rPr>
-          <w:rFonts w:ascii="Times New Roman" w:hAnsi="Times New Roman"/>
-          <w:color w:val="000000" w:themeColor="text1"/>
-          <w:szCs w:val="26"/>
-          <w:lang w:val="nl-NL"/>
-        </w:rPr>
-        <w:t>]</w:t>
+        <w:t>{{thoihan13}}</w:t>
+      </w:r>
+      <w:r>
+        <w:rPr>
+          <w:rFonts w:ascii="Times New Roman" w:hAnsi="Times New Roman"/>
+          <w:color w:val="000000" w:themeColor="text1"/>
+          <w:szCs w:val="26"/>
+          <w:lang w:val="nl-NL"/>
+        </w:rPr>
+        <w:t xml:space="preserve"/>
+      </w:r>
+      <w:r>
+        <w:rPr>
+          <w:rFonts w:ascii="Times New Roman" w:hAnsi="Times New Roman"/>
+          <w:color w:val="000000" w:themeColor="text1"/>
+          <w:szCs w:val="26"/>
+          <w:lang w:val="nl-NL"/>
+        </w:rPr>
+        <w:t/>
       </w:r>
     </w:p>
     <w:p>
@@ -3408,27 +3459,27 @@
           <w:szCs w:val="26"/>
           <w:lang w:val="nl-NL"/>
         </w:rPr>
-        <w:t>[Nguồn gốc</w:t>
-      </w:r>
-      <w:r>
-        <w:rPr>
-          <w:rFonts w:ascii="Times New Roman" w:hAnsi="Times New Roman"/>
-          <w:noProof/>
-          <w:color w:val="000000" w:themeColor="text1"/>
-          <w:szCs w:val="26"/>
-          <w:lang w:val="nl-NL"/>
-        </w:rPr>
-        <w:t xml:space="preserve"> 3</w:t>
-      </w:r>
-      <w:r>
-        <w:rPr>
-          <w:rFonts w:ascii="Times New Roman" w:hAnsi="Times New Roman"/>
-          <w:noProof/>
-          <w:color w:val="000000" w:themeColor="text1"/>
-          <w:szCs w:val="26"/>
-          <w:lang w:val="nl-NL"/>
-        </w:rPr>
-        <w:t>]</w:t>
+        <w:t>{{nguongoc3}}</w:t>
+      </w:r>
+      <w:r>
+        <w:rPr>
+          <w:rFonts w:ascii="Times New Roman" w:hAnsi="Times New Roman"/>
+          <w:noProof/>
+          <w:color w:val="000000" w:themeColor="text1"/>
+          <w:szCs w:val="26"/>
+          <w:lang w:val="nl-NL"/>
+        </w:rPr>
+        <w:t xml:space="preserve"/>
+      </w:r>
+      <w:r>
+        <w:rPr>
+          <w:rFonts w:ascii="Times New Roman" w:hAnsi="Times New Roman"/>
+          <w:noProof/>
+          <w:color w:val="000000" w:themeColor="text1"/>
+          <w:szCs w:val="26"/>
+          <w:lang w:val="nl-NL"/>
+        </w:rPr>
+        <w:t/>
       </w:r>
       <w:r>
         <w:rPr>
@@ -3497,7 +3548,7 @@
           <w:szCs w:val="26"/>
           <w:lang w:val="pt-BR"/>
         </w:rPr>
-        <w:t>[Tên 4]</w:t>
+        <w:t>{{ten4}}</w:t>
       </w:r>
       <w:r>
         <w:rPr>
@@ -3523,7 +3574,7 @@
           <w:szCs w:val="26"/>
           <w:lang w:val="pt-BR"/>
         </w:rPr>
-        <w:t>[Tên 5]</w:t>
+        <w:t>{{ten5}}</w:t>
       </w:r>
       <w:r>
         <w:rPr>
@@ -3549,7 +3600,7 @@
           <w:szCs w:val="26"/>
           <w:lang w:val="pt-BR"/>
         </w:rPr>
-        <w:t>[Tên 6]</w:t>
+        <w:t>{{ten6}}</w:t>
       </w:r>
       <w:r>
         <w:rPr>
@@ -3575,7 +3626,7 @@
           <w:szCs w:val="26"/>
           <w:lang w:val="pt-BR"/>
         </w:rPr>
-        <w:t>[Tên 7]</w:t>
+        <w:t>{{ten7}}</w:t>
       </w:r>
       <w:r>
         <w:rPr>
@@ -3601,7 +3652,7 @@
           <w:szCs w:val="26"/>
           <w:lang w:val="pt-BR"/>
         </w:rPr>
-        <w:t>[Tên 8]</w:t>
+        <w:t>{{ten8}}</w:t>
       </w:r>
       <w:r>
         <w:rPr>
@@ -3627,7 +3678,7 @@
           <w:szCs w:val="26"/>
           <w:lang w:val="pt-BR"/>
         </w:rPr>
-        <w:t>[Tên 9]</w:t>
+        <w:t>{{ten9}}</w:t>
       </w:r>
       <w:r>
         <w:rPr>
@@ -3653,7 +3704,7 @@
           <w:szCs w:val="26"/>
           <w:lang w:val="pt-BR"/>
         </w:rPr>
-        <w:t>[Tên 10]</w:t>
+        <w:t>{{ten10}}</w:t>
       </w:r>
       <w:r>
         <w:rPr>
@@ -3721,7 +3772,7 @@
           <w:szCs w:val="26"/>
           <w:lang w:val="pt-BR"/>
         </w:rPr>
-        <w:t>[Tên 1]</w:t>
+        <w:t>{{ten1}}</w:t>
       </w:r>
       <w:r>
         <w:rPr>
@@ -3759,7 +3810,7 @@
           <w:szCs w:val="26"/>
           <w:lang w:val="pt-BR"/>
         </w:rPr>
-        <w:t xml:space="preserve"> [Tên 2] </w:t>
+        <w:t xml:space="preserve"> {{ten2}} </w:t>
       </w:r>
       <w:r>
         <w:rPr>
@@ -4030,7 +4081,7 @@
           <w:sz w:val="28"/>
           <w:szCs w:val="28"/>
         </w:rPr>
-        <w:t>gày [Ngày] tháng [Tháng] n</w:t>
+        <w:t>gày {{ngay}} tháng {{thang}} n</w:t>
       </w:r>
       <w:r>
         <w:rPr>
@@ -4048,7 +4099,7 @@
           <w:sz w:val="28"/>
           <w:szCs w:val="28"/>
         </w:rPr>
-        <w:t>m 2026 (Ngày [Ngày chữ] tháng [Tháng chữ] n</w:t>
+        <w:t>m 2026 (Ngày {{ngaychu}} tháng {{thangchu}} n</w:t>
       </w:r>
       <w:r>
         <w:rPr>
@@ -4270,7 +4321,7 @@
           <w:szCs w:val="26"/>
           <w:lang w:val="pt-BR"/>
         </w:rPr>
-        <w:t>[Tên 2];</w:t>
+        <w:t>{{ten2}};</w:t>
       </w:r>
       <w:r>
         <w:rPr>
@@ -4279,7 +4330,7 @@
           <w:lang w:val="pt-BR"/>
         </w:rPr>
         <w:tab/>
-        <w:t>Sinh ngày: [Năm sinh 2];</w:t>
+        <w:t>Sinh ngày: {{namsinh2}};</w:t>
       </w:r>
     </w:p>
     <w:p>
@@ -4301,7 +4352,7 @@
           <w:szCs w:val="26"/>
           <w:lang w:val="pt-BR"/>
         </w:rPr>
-        <w:t>[Loại CC 2] số: [CCCD 2] do [Nơi cấp CC 2] cấp ngày [Ngày cấp 2];</w:t>
+        <w:t>{{loaicc2}} số: {{cccd2}} do {{noicapcc2}} cấp ngày {{ngaycap2}};</w:t>
       </w:r>
     </w:p>
     <w:p>
@@ -4336,7 +4387,7 @@
           <w:szCs w:val="26"/>
           <w:lang w:val="pt-BR"/>
         </w:rPr>
-        <w:t>[Tên 4];</w:t>
+        <w:t>{{ten4}};</w:t>
       </w:r>
       <w:r>
         <w:rPr>
@@ -4345,7 +4396,7 @@
           <w:lang w:val="pt-BR"/>
         </w:rPr>
         <w:tab/>
-        <w:t>Sinh ngày: [Năm sinh 4];</w:t>
+        <w:t>Sinh ngày: {{namsinh4}};</w:t>
       </w:r>
     </w:p>
     <w:p>
@@ -4367,7 +4418,7 @@
           <w:szCs w:val="26"/>
           <w:lang w:val="pt-BR"/>
         </w:rPr>
-        <w:t>[Loại CC 4] số: [CCCD 4] do [Nơi cấp CC 4] cấp ngày [Ngày cấp 4];</w:t>
+        <w:t>{{loaicc4}} số: {{cccd4}} do {{noicapcc4}} cấp ngày {{ngaycap4}};</w:t>
       </w:r>
     </w:p>
     <w:p>
@@ -4402,7 +4453,7 @@
           <w:szCs w:val="26"/>
           <w:lang w:val="pt-BR"/>
         </w:rPr>
-        <w:t>[Tên 5];</w:t>
+        <w:t>{{ten5}};</w:t>
       </w:r>
       <w:r>
         <w:rPr>
@@ -4411,7 +4462,7 @@
           <w:lang w:val="pt-BR"/>
         </w:rPr>
         <w:tab/>
-        <w:t>Sinh ngày: [Năm sinh 5];</w:t>
+        <w:t>Sinh ngày: {{namsinh5}};</w:t>
       </w:r>
     </w:p>
     <w:p>
@@ -4433,7 +4484,7 @@
           <w:szCs w:val="26"/>
           <w:lang w:val="pt-BR"/>
         </w:rPr>
-        <w:t>[Loại CC 5] số: [CCCD 5] do [Nơi cấp CC 5] cấp ngày [Ngày cấp 5];</w:t>
+        <w:t>{{loaicc5}} số: {{cccd5}} do {{noicapcc5}} cấp ngày {{ngaycap5}};</w:t>
       </w:r>
     </w:p>
     <w:p>
@@ -4468,7 +4519,7 @@
           <w:szCs w:val="26"/>
           <w:lang w:val="pt-BR"/>
         </w:rPr>
-        <w:t>[Tên 6];</w:t>
+        <w:t>{{ten6}};</w:t>
       </w:r>
       <w:r>
         <w:rPr>
@@ -4477,7 +4528,7 @@
           <w:lang w:val="pt-BR"/>
         </w:rPr>
         <w:tab/>
-        <w:t>Sinh ngày: [Năm sinh 6];</w:t>
+        <w:t>Sinh ngày: {{namsinh6}};</w:t>
       </w:r>
     </w:p>
     <w:p>
@@ -4499,7 +4550,7 @@
           <w:szCs w:val="26"/>
           <w:lang w:val="pt-BR"/>
         </w:rPr>
-        <w:t>[Loại CC 6] số: [CCCD 6] do [Nơi cấp CC 6] cấp ngày [Ngày cấp 6];</w:t>
+        <w:t>{{loaicc6}} số: {{cccd6}} do {{noicapcc6}} cấp ngày {{ngaycap6}};</w:t>
       </w:r>
     </w:p>
     <w:p>
@@ -4534,7 +4585,7 @@
           <w:szCs w:val="26"/>
           <w:lang w:val="pt-BR"/>
         </w:rPr>
-        <w:t>[Tên 7];</w:t>
+        <w:t>{{ten7}};</w:t>
       </w:r>
       <w:r>
         <w:rPr>
@@ -4543,7 +4594,7 @@
           <w:lang w:val="pt-BR"/>
         </w:rPr>
         <w:tab/>
-        <w:t>Sinh ngày: [Năm sinh 7];</w:t>
+        <w:t>Sinh ngày: {{namsinh7}};</w:t>
       </w:r>
     </w:p>
     <w:p>
@@ -4565,7 +4616,7 @@
           <w:szCs w:val="26"/>
           <w:lang w:val="pt-BR"/>
         </w:rPr>
-        <w:t>[Loại CC 7] số: [CCCD 7] do [Nơi cấp CC 7] cấp ngày [Ngày cấp 7];</w:t>
+        <w:t>{{loaicc7}} số: {{cccd7}} do {{noicapcc7}} cấp ngày {{ngaycap7}};</w:t>
       </w:r>
     </w:p>
     <w:p>
@@ -4600,7 +4651,7 @@
           <w:szCs w:val="26"/>
           <w:lang w:val="pt-BR"/>
         </w:rPr>
-        <w:t>[Tên 8];</w:t>
+        <w:t>{{ten8}};</w:t>
       </w:r>
       <w:r>
         <w:rPr>
@@ -4609,7 +4660,7 @@
           <w:lang w:val="pt-BR"/>
         </w:rPr>
         <w:tab/>
-        <w:t>Sinh ngày: [Năm sinh 8];</w:t>
+        <w:t>Sinh ngày: {{namsinh8}};</w:t>
       </w:r>
     </w:p>
     <w:p>
@@ -4631,7 +4682,7 @@
           <w:szCs w:val="26"/>
           <w:lang w:val="pt-BR"/>
         </w:rPr>
-        <w:t>[Loại CC 8] số: [CCCD 8] do [Nơi cấp CC 8] cấp ngày [Ngày cấp 8];</w:t>
+        <w:t>{{loaicc8}} số: {{cccd8}} do {{noicapcc8}} cấp ngày {{ngaycap8}};</w:t>
       </w:r>
     </w:p>
     <w:p>
@@ -4666,7 +4717,7 @@
           <w:szCs w:val="26"/>
           <w:lang w:val="pt-BR"/>
         </w:rPr>
-        <w:t>[Tên 9];</w:t>
+        <w:t>{{ten9}};</w:t>
       </w:r>
       <w:r>
         <w:rPr>
@@ -4675,7 +4726,7 @@
           <w:lang w:val="pt-BR"/>
         </w:rPr>
         <w:tab/>
-        <w:t>Sinh ngày: [Năm sinh 9];</w:t>
+        <w:t>Sinh ngày: {{namsinh9}};</w:t>
       </w:r>
     </w:p>
     <w:p>
@@ -4697,7 +4748,7 @@
           <w:szCs w:val="26"/>
           <w:lang w:val="pt-BR"/>
         </w:rPr>
-        <w:t>[Loại CC 9] số: [CCCD 9] do [Nơi cấp CC 9] cấp ngày [Ngày cấp 9];</w:t>
+        <w:t>{{loaicc9}} số: {{cccd9}} do {{noicapcc9}} cấp ngày {{ngaycap9}};</w:t>
       </w:r>
     </w:p>
     <w:p>
@@ -4719,7 +4770,7 @@
           <w:szCs w:val="26"/>
           <w:lang w:val="pt-BR"/>
         </w:rPr>
-        <w:t>[Thường trú 9]: [Địa chỉ 9].</w:t>
+        <w:t>{{thuongtru9}}: {{diachi9}}.</w:t>
       </w:r>
     </w:p>
     <w:p>
@@ -4754,7 +4805,7 @@
           <w:szCs w:val="26"/>
           <w:lang w:val="pt-BR"/>
         </w:rPr>
-        <w:t>[Tên 10];</w:t>
+        <w:t>{{ten10}};</w:t>
       </w:r>
       <w:r>
         <w:rPr>
@@ -4763,7 +4814,7 @@
           <w:lang w:val="pt-BR"/>
         </w:rPr>
         <w:tab/>
-        <w:t>Sinh ngày: [Năm sinh 10];</w:t>
+        <w:t>Sinh ngày: {{namsinh10}};</w:t>
       </w:r>
     </w:p>
     <w:p>
@@ -4785,7 +4836,7 @@
           <w:szCs w:val="26"/>
           <w:lang w:val="pt-BR"/>
         </w:rPr>
-        <w:t>[Loại CC 10] số: [CCCD 10] do [Nơi cấp CC 10] cấp ngày [Ngày cấp 10];</w:t>
+        <w:t>{{loaicc10}} số: {{cccd10}} do {{noicapcc10}} cấp ngày {{ngaycap10}};</w:t>
       </w:r>
     </w:p>
     <w:p>
@@ -5222,7 +5273,7 @@
 </w:document>
 </file>
 
-<file path=word/endnotes.xml><?xml version="1.0" encoding="utf-8"?>
+<file path=word\endnotes.xml><?xml version="1.0" encoding="utf-8"?>
 <w:endnotes xmlns:wpc="http://schemas.microsoft.com/office/word/2010/wordprocessingCanvas" xmlns:cx="http://schemas.microsoft.com/office/drawing/2014/chartex" xmlns:cx1="http://schemas.microsoft.com/office/drawing/2015/9/8/chartex" xmlns:cx2="http://schemas.microsoft.com/office/drawing/2015/10/21/chartex" xmlns:cx3="http://schemas.microsoft.com/office/drawing/2016/5/9/chartex" xmlns:cx4="http://schemas.microsoft.com/office/drawing/2016/5/10/chartex" xmlns:cx5="http://schemas.microsoft.com/office/drawing/2016/5/11/chartex" xmlns:cx6="http://schemas.microsoft.com/office/drawing/2016/5/12/chartex" xmlns:cx7="http://schemas.microsoft.com/office/drawing/2016/5/13/chartex" xmlns:cx8="http://schemas.microsoft.com/office/drawing/2016/5/14/chartex" xmlns:mc="http://schemas.openxmlformats.org/markup-compatibility/2006" xmlns:aink="http://schemas.microsoft.com/office/drawing/2016/ink" xmlns:am3d="http://schemas.microsoft.com/office/drawing/2017/model3d" xmlns:o="urn:schemas-microsoft-com:office:office" xmlns:r="http://schemas.openxmlformats.org/officeDocument/2006/relationships" xmlns:m="http://schemas.openxmlformats.org/officeDocument/2006/math" xmlns:v="urn:schemas-microsoft-com:vml" xmlns:wp14="http://schemas.microsoft.com/office/word/2010/wordprocessingDrawing" xmlns:wp="http://schemas.openxmlformats.org/drawingml/2006/wordprocessingDrawing" xmlns:w10="urn:schemas-microsoft-com:office:word" xmlns:w="http://schemas.openxmlformats.org/wordprocessingml/2006/main" xmlns:w14="http://schemas.microsoft.com/office/word/2010/wordml" xmlns:w15="http://schemas.microsoft.com/office/word/2012/wordml" xmlns:w16cid="http://schemas.microsoft.com/office/word/2016/wordml/cid" xmlns:w16se="http://schemas.microsoft.com/office/word/2015/wordml/symex" xmlns:wpg="http://schemas.microsoft.com/office/word/2010/wordprocessingGroup" xmlns:wpi="http://schemas.microsoft.com/office/word/2010/wordprocessingInk" xmlns:wne="http://schemas.microsoft.com/office/word/2006/wordml" xmlns:wps="http://schemas.microsoft.com/office/word/2010/wordprocessingShape" mc:Ignorable="w14 w15 w16se w16cid wp14">
   <w:endnote w:type="separator" w:id="-1">
     <w:p>
@@ -5241,7 +5292,76 @@
 </w:endnotes>
 </file>
 
-<file path=word/footer1.xml><?xml version="1.0" encoding="utf-8"?>
+<file path=word\fontTable.xml><?xml version="1.0" encoding="utf-8"?>
+<w:fonts xmlns:mc="http://schemas.openxmlformats.org/markup-compatibility/2006" xmlns:r="http://schemas.openxmlformats.org/officeDocument/2006/relationships" xmlns:w="http://schemas.openxmlformats.org/wordprocessingml/2006/main" xmlns:w14="http://schemas.microsoft.com/office/word/2010/wordml" xmlns:w15="http://schemas.microsoft.com/office/word/2012/wordml" xmlns:w16cid="http://schemas.microsoft.com/office/word/2016/wordml/cid" xmlns:w16se="http://schemas.microsoft.com/office/word/2015/wordml/symex" mc:Ignorable="w14 w15 w16se w16cid">
+  <w:font w:name="Times New Roman">
+    <w:panose1 w:val="02020603050405020304"/>
+    <w:charset w:val="00"/>
+    <w:family w:val="roman"/>
+    <w:pitch w:val="variable"/>
+    <w:sig w:usb0="E0002EFF" w:usb1="C000785B" w:usb2="00000009" w:usb3="00000000" w:csb0="000001FF" w:csb1="00000000"/>
+  </w:font>
+  <w:font w:name="Courier New">
+    <w:panose1 w:val="02070309020205020404"/>
+    <w:charset w:val="00"/>
+    <w:family w:val="modern"/>
+    <w:pitch w:val="fixed"/>
+    <w:sig w:usb0="E0002EFF" w:usb1="C0007843" w:usb2="00000009" w:usb3="00000000" w:csb0="000001FF" w:csb1="00000000"/>
+  </w:font>
+  <w:font w:name="Wingdings">
+    <w:panose1 w:val="05000000000000000000"/>
+    <w:charset w:val="02"/>
+    <w:family w:val="auto"/>
+    <w:pitch w:val="variable"/>
+    <w:sig w:usb0="00000000" w:usb1="10000000" w:usb2="00000000" w:usb3="00000000" w:csb0="80000000" w:csb1="00000000"/>
+  </w:font>
+  <w:font w:name="Symbol">
+    <w:panose1 w:val="05050102010706020507"/>
+    <w:charset w:val="02"/>
+    <w:family w:val="roman"/>
+    <w:pitch w:val="variable"/>
+    <w:sig w:usb0="00000000" w:usb1="10000000" w:usb2="00000000" w:usb3="00000000" w:csb0="80000000" w:csb1="00000000"/>
+  </w:font>
+  <w:font w:name="Calibri">
+    <w:panose1 w:val="020F0502020204030204"/>
+    <w:charset w:val="00"/>
+    <w:family w:val="swiss"/>
+    <w:pitch w:val="variable"/>
+    <w:sig w:usb0="E4002EFF" w:usb1="C000247B" w:usb2="00000009" w:usb3="00000000" w:csb0="000001FF" w:csb1="00000000"/>
+  </w:font>
+  <w:font w:name="VNTime">
+    <w:altName w:val="Arial"/>
+    <w:charset w:val="00"/>
+    <w:family w:val="swiss"/>
+    <w:pitch w:val="variable"/>
+    <w:sig w:usb0="00000003" w:usb1="00000000" w:usb2="00000000" w:usb3="00000000" w:csb0="00000001" w:csb1="00000000"/>
+  </w:font>
+  <w:font w:name=".VnTimeH">
+    <w:altName w:val="Times New Roman"/>
+    <w:panose1 w:val="020B7200000000000000"/>
+    <w:charset w:val="00"/>
+    <w:family w:val="swiss"/>
+    <w:pitch w:val="variable"/>
+    <w:sig w:usb0="00000007" w:usb1="00000000" w:usb2="00000000" w:usb3="00000000" w:csb0="00000013" w:csb1="00000000"/>
+  </w:font>
+  <w:font w:name="Segoe UI">
+    <w:panose1 w:val="020B0502040204020203"/>
+    <w:charset w:val="00"/>
+    <w:family w:val="swiss"/>
+    <w:pitch w:val="variable"/>
+    <w:sig w:usb0="E4002EFF" w:usb1="C000E47F" w:usb2="00000009" w:usb3="00000000" w:csb0="000001FF" w:csb1="00000000"/>
+  </w:font>
+  <w:font w:name="Calibri Light">
+    <w:panose1 w:val="020F0302020204030204"/>
+    <w:charset w:val="00"/>
+    <w:family w:val="swiss"/>
+    <w:pitch w:val="variable"/>
+    <w:sig w:usb0="E4002EFF" w:usb1="C000247B" w:usb2="00000009" w:usb3="00000000" w:csb0="000001FF" w:csb1="00000000"/>
+  </w:font>
+</w:fonts>
+</file>
+
+<file path=word\footer1.xml><?xml version="1.0" encoding="utf-8"?>
 <w:ftr xmlns:wpc="http://schemas.microsoft.com/office/word/2010/wordprocessingCanvas" xmlns:cx="http://schemas.microsoft.com/office/drawing/2014/chartex" xmlns:cx1="http://schemas.microsoft.com/office/drawing/2015/9/8/chartex" xmlns:cx2="http://schemas.microsoft.com/office/drawing/2015/10/21/chartex" xmlns:cx3="http://schemas.microsoft.com/office/drawing/2016/5/9/chartex" xmlns:cx4="http://schemas.microsoft.com/office/drawing/2016/5/10/chartex" xmlns:cx5="http://schemas.microsoft.com/office/drawing/2016/5/11/chartex" xmlns:cx6="http://schemas.microsoft.com/office/drawing/2016/5/12/chartex" xmlns:cx7="http://schemas.microsoft.com/office/drawing/2016/5/13/chartex" xmlns:cx8="http://schemas.microsoft.com/office/drawing/2016/5/14/chartex" xmlns:mc="http://schemas.openxmlformats.org/markup-compatibility/2006" xmlns:aink="http://schemas.microsoft.com/office/drawing/2016/ink" xmlns:am3d="http://schemas.microsoft.com/office/drawing/2017/model3d" xmlns:o="urn:schemas-microsoft-com:office:office" xmlns:r="http://schemas.openxmlformats.org/officeDocument/2006/relationships" xmlns:m="http://schemas.openxmlformats.org/officeDocument/2006/math" xmlns:v="urn:schemas-microsoft-com:vml" xmlns:wp14="http://schemas.microsoft.com/office/word/2010/wordprocessingDrawing" xmlns:wp="http://schemas.openxmlformats.org/drawingml/2006/wordprocessingDrawing" xmlns:w10="urn:schemas-microsoft-com:office:word" xmlns:w="http://schemas.openxmlformats.org/wordprocessingml/2006/main" xmlns:w14="http://schemas.microsoft.com/office/word/2010/wordml" xmlns:w15="http://schemas.microsoft.com/office/word/2012/wordml" xmlns:w16cid="http://schemas.microsoft.com/office/word/2016/wordml/cid" xmlns:w16se="http://schemas.microsoft.com/office/word/2015/wordml/symex" xmlns:wpg="http://schemas.microsoft.com/office/word/2010/wordprocessingGroup" xmlns:wpi="http://schemas.microsoft.com/office/word/2010/wordprocessingInk" xmlns:wne="http://schemas.microsoft.com/office/word/2006/wordml" xmlns:wps="http://schemas.microsoft.com/office/word/2010/wordprocessingShape" mc:Ignorable="w14 w15 w16se w16cid wp14">
   <w:p>
     <w:pPr>
@@ -5291,7 +5411,7 @@
 </w:ftr>
 </file>
 
-<file path=word/footer2.xml><?xml version="1.0" encoding="utf-8"?>
+<file path=word\footer2.xml><?xml version="1.0" encoding="utf-8"?>
 <w:ftr xmlns:wpc="http://schemas.microsoft.com/office/word/2010/wordprocessingCanvas" xmlns:cx="http://schemas.microsoft.com/office/drawing/2014/chartex" xmlns:cx1="http://schemas.microsoft.com/office/drawing/2015/9/8/chartex" xmlns:cx2="http://schemas.microsoft.com/office/drawing/2015/10/21/chartex" xmlns:cx3="http://schemas.microsoft.com/office/drawing/2016/5/9/chartex" xmlns:cx4="http://schemas.microsoft.com/office/drawing/2016/5/10/chartex" xmlns:cx5="http://schemas.microsoft.com/office/drawing/2016/5/11/chartex" xmlns:cx6="http://schemas.microsoft.com/office/drawing/2016/5/12/chartex" xmlns:cx7="http://schemas.microsoft.com/office/drawing/2016/5/13/chartex" xmlns:cx8="http://schemas.microsoft.com/office/drawing/2016/5/14/chartex" xmlns:mc="http://schemas.openxmlformats.org/markup-compatibility/2006" xmlns:aink="http://schemas.microsoft.com/office/drawing/2016/ink" xmlns:am3d="http://schemas.microsoft.com/office/drawing/2017/model3d" xmlns:o="urn:schemas-microsoft-com:office:office" xmlns:r="http://schemas.openxmlformats.org/officeDocument/2006/relationships" xmlns:m="http://schemas.openxmlformats.org/officeDocument/2006/math" xmlns:v="urn:schemas-microsoft-com:vml" xmlns:wp14="http://schemas.microsoft.com/office/word/2010/wordprocessingDrawing" xmlns:wp="http://schemas.openxmlformats.org/drawingml/2006/wordprocessingDrawing" xmlns:w10="urn:schemas-microsoft-com:office:word" xmlns:w="http://schemas.openxmlformats.org/wordprocessingml/2006/main" xmlns:w14="http://schemas.microsoft.com/office/word/2010/wordml" xmlns:w15="http://schemas.microsoft.com/office/word/2012/wordml" xmlns:w16cid="http://schemas.microsoft.com/office/word/2016/wordml/cid" xmlns:w16se="http://schemas.microsoft.com/office/word/2015/wordml/symex" xmlns:wpg="http://schemas.microsoft.com/office/word/2010/wordprocessingGroup" xmlns:wpi="http://schemas.microsoft.com/office/word/2010/wordprocessingInk" xmlns:wne="http://schemas.microsoft.com/office/word/2006/wordml" xmlns:wps="http://schemas.microsoft.com/office/word/2010/wordprocessingShape" mc:Ignorable="w14 w15 w16se w16cid wp14">
   <w:p>
     <w:pPr>
@@ -5340,7 +5460,7 @@
 </w:ftr>
 </file>
 
-<file path=word/footnotes.xml><?xml version="1.0" encoding="utf-8"?>
+<file path=word\footnotes.xml><?xml version="1.0" encoding="utf-8"?>
 <w:footnotes xmlns:wpc="http://schemas.microsoft.com/office/word/2010/wordprocessingCanvas" xmlns:cx="http://schemas.microsoft.com/office/drawing/2014/chartex" xmlns:cx1="http://schemas.microsoft.com/office/drawing/2015/9/8/chartex" xmlns:cx2="http://schemas.microsoft.com/office/drawing/2015/10/21/chartex" xmlns:cx3="http://schemas.microsoft.com/office/drawing/2016/5/9/chartex" xmlns:cx4="http://schemas.microsoft.com/office/drawing/2016/5/10/chartex" xmlns:cx5="http://schemas.microsoft.com/office/drawing/2016/5/11/chartex" xmlns:cx6="http://schemas.microsoft.com/office/drawing/2016/5/12/chartex" xmlns:cx7="http://schemas.microsoft.com/office/drawing/2016/5/13/chartex" xmlns:cx8="http://schemas.microsoft.com/office/drawing/2016/5/14/chartex" xmlns:mc="http://schemas.openxmlformats.org/markup-compatibility/2006" xmlns:aink="http://schemas.microsoft.com/office/drawing/2016/ink" xmlns:am3d="http://schemas.microsoft.com/office/drawing/2017/model3d" xmlns:o="urn:schemas-microsoft-com:office:office" xmlns:r="http://schemas.openxmlformats.org/officeDocument/2006/relationships" xmlns:m="http://schemas.openxmlformats.org/officeDocument/2006/math" xmlns:v="urn:schemas-microsoft-com:vml" xmlns:wp14="http://schemas.microsoft.com/office/word/2010/wordprocessingDrawing" xmlns:wp="http://schemas.openxmlformats.org/drawingml/2006/wordprocessingDrawing" xmlns:w10="urn:schemas-microsoft-com:office:word" xmlns:w="http://schemas.openxmlformats.org/wordprocessingml/2006/main" xmlns:w14="http://schemas.microsoft.com/office/word/2010/wordml" xmlns:w15="http://schemas.microsoft.com/office/word/2012/wordml" xmlns:w16cid="http://schemas.microsoft.com/office/word/2016/wordml/cid" xmlns:w16se="http://schemas.microsoft.com/office/word/2015/wordml/symex" xmlns:wpg="http://schemas.microsoft.com/office/word/2010/wordprocessingGroup" xmlns:wpi="http://schemas.microsoft.com/office/word/2010/wordprocessingInk" xmlns:wne="http://schemas.microsoft.com/office/word/2006/wordml" xmlns:wps="http://schemas.microsoft.com/office/word/2010/wordprocessingShape" mc:Ignorable="w14 w15 w16se w16cid wp14">
   <w:footnote w:type="separator" w:id="-1">
     <w:p>
@@ -5359,7 +5479,7 @@
 </w:footnotes>
 </file>
 
-<file path=word/numbering.xml><?xml version="1.0" encoding="utf-8"?>
+<file path=word\numbering.xml><?xml version="1.0" encoding="utf-8"?>
 <w:numbering xmlns:wpc="http://schemas.microsoft.com/office/word/2010/wordprocessingCanvas" xmlns:cx="http://schemas.microsoft.com/office/drawing/2014/chartex" xmlns:cx1="http://schemas.microsoft.com/office/drawing/2015/9/8/chartex" xmlns:cx2="http://schemas.microsoft.com/office/drawing/2015/10/21/chartex" xmlns:cx3="http://schemas.microsoft.com/office/drawing/2016/5/9/chartex" xmlns:cx4="http://schemas.microsoft.com/office/drawing/2016/5/10/chartex" xmlns:cx5="http://schemas.microsoft.com/office/drawing/2016/5/11/chartex" xmlns:cx6="http://schemas.microsoft.com/office/drawing/2016/5/12/chartex" xmlns:cx7="http://schemas.microsoft.com/office/drawing/2016/5/13/chartex" xmlns:cx8="http://schemas.microsoft.com/office/drawing/2016/5/14/chartex" xmlns:mc="http://schemas.openxmlformats.org/markup-compatibility/2006" xmlns:aink="http://schemas.microsoft.com/office/drawing/2016/ink" xmlns:am3d="http://schemas.microsoft.com/office/drawing/2017/model3d" xmlns:o="urn:schemas-microsoft-com:office:office" xmlns:r="http://schemas.openxmlformats.org/officeDocument/2006/relationships" xmlns:m="http://schemas.openxmlformats.org/officeDocument/2006/math" xmlns:v="urn:schemas-microsoft-com:vml" xmlns:wp14="http://schemas.microsoft.com/office/word/2010/wordprocessingDrawing" xmlns:wp="http://schemas.openxmlformats.org/drawingml/2006/wordprocessingDrawing" xmlns:w10="urn:schemas-microsoft-com:office:word" xmlns:w="http://schemas.openxmlformats.org/wordprocessingml/2006/main" xmlns:w14="http://schemas.microsoft.com/office/word/2010/wordml" xmlns:w15="http://schemas.microsoft.com/office/word/2012/wordml" xmlns:w16cid="http://schemas.microsoft.com/office/word/2016/wordml/cid" xmlns:w16se="http://schemas.microsoft.com/office/word/2015/wordml/symex" xmlns:wpg="http://schemas.microsoft.com/office/word/2010/wordprocessingGroup" xmlns:wpi="http://schemas.microsoft.com/office/word/2010/wordprocessingInk" xmlns:wne="http://schemas.microsoft.com/office/word/2006/wordml" xmlns:wps="http://schemas.microsoft.com/office/word/2010/wordprocessingShape" mc:Ignorable="w14 w15 w16se w16cid wp14">
   <w:abstractNum w:abstractNumId="0" w15:restartNumberingAfterBreak="0">
     <w:nsid w:val="10E26674"/>
@@ -5785,7 +5905,95 @@
 </w:numbering>
 </file>
 
-<file path=word/styles.xml><?xml version="1.0" encoding="utf-8"?>
+<file path=word\settings.xml><?xml version="1.0" encoding="utf-8"?>
+<w:settings xmlns:mc="http://schemas.openxmlformats.org/markup-compatibility/2006" xmlns:o="urn:schemas-microsoft-com:office:office" xmlns:r="http://schemas.openxmlformats.org/officeDocument/2006/relationships" xmlns:m="http://schemas.openxmlformats.org/officeDocument/2006/math" xmlns:v="urn:schemas-microsoft-com:vml" xmlns:w10="urn:schemas-microsoft-com:office:word" xmlns:w="http://schemas.openxmlformats.org/wordprocessingml/2006/main" xmlns:w14="http://schemas.microsoft.com/office/word/2010/wordml" xmlns:w15="http://schemas.microsoft.com/office/word/2012/wordml" xmlns:w16cid="http://schemas.microsoft.com/office/word/2016/wordml/cid" xmlns:w16se="http://schemas.microsoft.com/office/word/2015/wordml/symex" xmlns:sl="http://schemas.openxmlformats.org/schemaLibrary/2006/main" mc:Ignorable="w14 w15 w16se w16cid">
+  <w:zoom w:percent="86"/>
+  <w:defaultTabStop w:val="720"/>
+  <w:characterSpacingControl w:val="doNotCompress"/>
+  <w:footnotePr>
+    <w:footnote w:id="-1"/>
+    <w:footnote w:id="0"/>
+  </w:footnotePr>
+  <w:endnotePr>
+    <w:endnote w:id="-1"/>
+    <w:endnote w:id="0"/>
+  </w:endnotePr>
+  <w:compat>
+    <w:compatSetting w:name="compatibilityMode" w:uri="http://schemas.microsoft.com/office/word" w:val="15"/>
+    <w:compatSetting w:name="overrideTableStyleFontSizeAndJustification" w:uri="http://schemas.microsoft.com/office/word" w:val="1"/>
+    <w:compatSetting w:name="enableOpenTypeFeatures" w:uri="http://schemas.microsoft.com/office/word" w:val="1"/>
+    <w:compatSetting w:name="doNotFlipMirrorIndents" w:uri="http://schemas.microsoft.com/office/word" w:val="1"/>
+    <w:compatSetting w:name="differentiateMultirowTableHeaders" w:uri="http://schemas.microsoft.com/office/word" w:val="1"/>
+    <w:compatSetting w:name="useWord2013TrackBottomHyphenation" w:uri="http://schemas.microsoft.com/office/word" w:val="0"/>
+  </w:compat>
+  <w:rsids>
+    <w:rsidRoot w:val="000D16CA"/>
+    <w:rsid w:val="000524D8"/>
+    <w:rsid w:val="000D16CA"/>
+    <w:rsid w:val="00162ACC"/>
+    <w:rsid w:val="001631A4"/>
+    <w:rsid w:val="001915BD"/>
+    <w:rsid w:val="00266857"/>
+    <w:rsid w:val="00292AA0"/>
+    <w:rsid w:val="002C243C"/>
+    <w:rsid w:val="002F51D5"/>
+    <w:rsid w:val="00395B2F"/>
+    <w:rsid w:val="003D4DF4"/>
+    <w:rsid w:val="004439F5"/>
+    <w:rsid w:val="0045295C"/>
+    <w:rsid w:val="004A6F25"/>
+    <w:rsid w:val="005527C3"/>
+    <w:rsid w:val="005C3B3C"/>
+    <w:rsid w:val="005D4567"/>
+    <w:rsid w:val="005F6D7B"/>
+    <w:rsid w:val="006822A4"/>
+    <w:rsid w:val="007065B5"/>
+    <w:rsid w:val="0075096C"/>
+    <w:rsid w:val="0078623B"/>
+    <w:rsid w:val="0091757D"/>
+    <w:rsid w:val="00975871"/>
+    <w:rsid w:val="00990D44"/>
+    <w:rsid w:val="00B03E08"/>
+    <w:rsid w:val="00BB2FA7"/>
+    <w:rsid w:val="00BB4EFE"/>
+    <w:rsid w:val="00BC4B6D"/>
+    <w:rsid w:val="00CC77C7"/>
+    <w:rsid w:val="00CE09CB"/>
+    <w:rsid w:val="00D20263"/>
+    <w:rsid w:val="00E252D8"/>
+    <w:rsid w:val="00E96214"/>
+    <w:rsid w:val="00F2025C"/>
+  </w:rsids>
+  <m:mathPr>
+    <m:mathFont m:val="Cambria Math"/>
+    <m:brkBin m:val="before"/>
+    <m:brkBinSub m:val="--"/>
+    <m:smallFrac m:val="0"/>
+    <m:dispDef/>
+    <m:lMargin m:val="0"/>
+    <m:rMargin m:val="0"/>
+    <m:defJc m:val="centerGroup"/>
+    <m:wrapIndent m:val="1440"/>
+    <m:intLim m:val="subSup"/>
+    <m:naryLim m:val="undOvr"/>
+  </m:mathPr>
+  <w:themeFontLang w:val="en-US"/>
+  <w:clrSchemeMapping w:bg1="light1" w:t1="dark1" w:bg2="light2" w:t2="dark2" w:accent1="accent1" w:accent2="accent2" w:accent3="accent3" w:accent4="accent4" w:accent5="accent5" w:accent6="accent6" w:hyperlink="hyperlink" w:followedHyperlink="followedHyperlink"/>
+  <w:shapeDefaults>
+    <o:shapedefaults v:ext="edit" spidmax="1026"/>
+    <o:shapelayout v:ext="edit">
+      <o:idmap v:ext="edit" data="1"/>
+    </o:shapelayout>
+  </w:shapeDefaults>
+  <w:decimalSymbol w:val=","/>
+  <w:listSeparator w:val=","/>
+  <w14:docId w14:val="603821DD"/>
+  <w15:chartTrackingRefBased/>
+  <w15:docId w15:val="{9FA5FDC9-2075-474D-A991-BA37B380C55B}"/>
+</w:settings>
+</file>
+
+<file path=word\styles.xml><?xml version="1.0" encoding="utf-8"?>
 <w:styles xmlns:mc="http://schemas.openxmlformats.org/markup-compatibility/2006" xmlns:r="http://schemas.openxmlformats.org/officeDocument/2006/relationships" xmlns:w="http://schemas.openxmlformats.org/wordprocessingml/2006/main" xmlns:w14="http://schemas.microsoft.com/office/word/2010/wordml" xmlns:w15="http://schemas.microsoft.com/office/word/2012/wordml" xmlns:w16cid="http://schemas.microsoft.com/office/word/2016/wordml/cid" xmlns:w16se="http://schemas.microsoft.com/office/word/2015/wordml/symex" mc:Ignorable="w14 w15 w16se w16cid">
   <w:docDefaults>
     <w:rPrDefault>
@@ -6325,7 +6533,7 @@
 </w:styles>
 </file>
 
-<file path=word/theme/theme1.xml><?xml version="1.0" encoding="utf-8"?>
+<file path=word\theme\theme1.xml><?xml version="1.0" encoding="utf-8"?>
 <a:theme xmlns:a="http://schemas.openxmlformats.org/drawingml/2006/main" name="Office Theme">
   <a:themeElements>
     <a:clrScheme name="Office">
@@ -6618,4 +6826,222 @@
     </a:ext>
   </a:extLst>
 </a:theme>
+</file>
+
+<file path=word\webSettings.xml><?xml version="1.0" encoding="utf-8"?>
+<w:webSettings xmlns:mc="http://schemas.openxmlformats.org/markup-compatibility/2006" xmlns:r="http://schemas.openxmlformats.org/officeDocument/2006/relationships" xmlns:w="http://schemas.openxmlformats.org/wordprocessingml/2006/main" xmlns:w14="http://schemas.microsoft.com/office/word/2010/wordml" xmlns:w15="http://schemas.microsoft.com/office/word/2012/wordml" xmlns:w16cid="http://schemas.microsoft.com/office/word/2016/wordml/cid" xmlns:w16se="http://schemas.microsoft.com/office/word/2015/wordml/symex" mc:Ignorable="w14 w15 w16se w16cid">
+  <w:divs>
+    <w:div w:id="201023534">
+      <w:bodyDiv w:val="1"/>
+      <w:marLeft w:val="0"/>
+      <w:marRight w:val="0"/>
+      <w:marTop w:val="0"/>
+      <w:marBottom w:val="0"/>
+      <w:divBdr>
+        <w:top w:val="none" w:sz="0" w:space="0" w:color="auto"/>
+        <w:left w:val="none" w:sz="0" w:space="0" w:color="auto"/>
+        <w:bottom w:val="none" w:sz="0" w:space="0" w:color="auto"/>
+        <w:right w:val="none" w:sz="0" w:space="0" w:color="auto"/>
+      </w:divBdr>
+    </w:div>
+    <w:div w:id="308874416">
+      <w:bodyDiv w:val="1"/>
+      <w:marLeft w:val="0"/>
+      <w:marRight w:val="0"/>
+      <w:marTop w:val="0"/>
+      <w:marBottom w:val="0"/>
+      <w:divBdr>
+        <w:top w:val="none" w:sz="0" w:space="0" w:color="auto"/>
+        <w:left w:val="none" w:sz="0" w:space="0" w:color="auto"/>
+        <w:bottom w:val="none" w:sz="0" w:space="0" w:color="auto"/>
+        <w:right w:val="none" w:sz="0" w:space="0" w:color="auto"/>
+      </w:divBdr>
+    </w:div>
+    <w:div w:id="427120947">
+      <w:bodyDiv w:val="1"/>
+      <w:marLeft w:val="0"/>
+      <w:marRight w:val="0"/>
+      <w:marTop w:val="0"/>
+      <w:marBottom w:val="0"/>
+      <w:divBdr>
+        <w:top w:val="none" w:sz="0" w:space="0" w:color="auto"/>
+        <w:left w:val="none" w:sz="0" w:space="0" w:color="auto"/>
+        <w:bottom w:val="none" w:sz="0" w:space="0" w:color="auto"/>
+        <w:right w:val="none" w:sz="0" w:space="0" w:color="auto"/>
+      </w:divBdr>
+    </w:div>
+    <w:div w:id="819348825">
+      <w:bodyDiv w:val="1"/>
+      <w:marLeft w:val="0"/>
+      <w:marRight w:val="0"/>
+      <w:marTop w:val="0"/>
+      <w:marBottom w:val="0"/>
+      <w:divBdr>
+        <w:top w:val="none" w:sz="0" w:space="0" w:color="auto"/>
+        <w:left w:val="none" w:sz="0" w:space="0" w:color="auto"/>
+        <w:bottom w:val="none" w:sz="0" w:space="0" w:color="auto"/>
+        <w:right w:val="none" w:sz="0" w:space="0" w:color="auto"/>
+      </w:divBdr>
+    </w:div>
+    <w:div w:id="878124786">
+      <w:bodyDiv w:val="1"/>
+      <w:marLeft w:val="0"/>
+      <w:marRight w:val="0"/>
+      <w:marTop w:val="0"/>
+      <w:marBottom w:val="0"/>
+      <w:divBdr>
+        <w:top w:val="none" w:sz="0" w:space="0" w:color="auto"/>
+        <w:left w:val="none" w:sz="0" w:space="0" w:color="auto"/>
+        <w:bottom w:val="none" w:sz="0" w:space="0" w:color="auto"/>
+        <w:right w:val="none" w:sz="0" w:space="0" w:color="auto"/>
+      </w:divBdr>
+    </w:div>
+    <w:div w:id="1282297064">
+      <w:bodyDiv w:val="1"/>
+      <w:marLeft w:val="0"/>
+      <w:marRight w:val="0"/>
+      <w:marTop w:val="0"/>
+      <w:marBottom w:val="0"/>
+      <w:divBdr>
+        <w:top w:val="none" w:sz="0" w:space="0" w:color="auto"/>
+        <w:left w:val="none" w:sz="0" w:space="0" w:color="auto"/>
+        <w:bottom w:val="none" w:sz="0" w:space="0" w:color="auto"/>
+        <w:right w:val="none" w:sz="0" w:space="0" w:color="auto"/>
+      </w:divBdr>
+    </w:div>
+    <w:div w:id="1344668936">
+      <w:bodyDiv w:val="1"/>
+      <w:marLeft w:val="0"/>
+      <w:marRight w:val="0"/>
+      <w:marTop w:val="0"/>
+      <w:marBottom w:val="0"/>
+      <w:divBdr>
+        <w:top w:val="none" w:sz="0" w:space="0" w:color="auto"/>
+        <w:left w:val="none" w:sz="0" w:space="0" w:color="auto"/>
+        <w:bottom w:val="none" w:sz="0" w:space="0" w:color="auto"/>
+        <w:right w:val="none" w:sz="0" w:space="0" w:color="auto"/>
+      </w:divBdr>
+    </w:div>
+    <w:div w:id="1475490827">
+      <w:bodyDiv w:val="1"/>
+      <w:marLeft w:val="0"/>
+      <w:marRight w:val="0"/>
+      <w:marTop w:val="0"/>
+      <w:marBottom w:val="0"/>
+      <w:divBdr>
+        <w:top w:val="none" w:sz="0" w:space="0" w:color="auto"/>
+        <w:left w:val="none" w:sz="0" w:space="0" w:color="auto"/>
+        <w:bottom w:val="none" w:sz="0" w:space="0" w:color="auto"/>
+        <w:right w:val="none" w:sz="0" w:space="0" w:color="auto"/>
+      </w:divBdr>
+    </w:div>
+    <w:div w:id="1511605340">
+      <w:bodyDiv w:val="1"/>
+      <w:marLeft w:val="0"/>
+      <w:marRight w:val="0"/>
+      <w:marTop w:val="0"/>
+      <w:marBottom w:val="0"/>
+      <w:divBdr>
+        <w:top w:val="none" w:sz="0" w:space="0" w:color="auto"/>
+        <w:left w:val="none" w:sz="0" w:space="0" w:color="auto"/>
+        <w:bottom w:val="none" w:sz="0" w:space="0" w:color="auto"/>
+        <w:right w:val="none" w:sz="0" w:space="0" w:color="auto"/>
+      </w:divBdr>
+    </w:div>
+    <w:div w:id="1551838180">
+      <w:bodyDiv w:val="1"/>
+      <w:marLeft w:val="0"/>
+      <w:marRight w:val="0"/>
+      <w:marTop w:val="0"/>
+      <w:marBottom w:val="0"/>
+      <w:divBdr>
+        <w:top w:val="none" w:sz="0" w:space="0" w:color="auto"/>
+        <w:left w:val="none" w:sz="0" w:space="0" w:color="auto"/>
+        <w:bottom w:val="none" w:sz="0" w:space="0" w:color="auto"/>
+        <w:right w:val="none" w:sz="0" w:space="0" w:color="auto"/>
+      </w:divBdr>
+    </w:div>
+    <w:div w:id="1658682854">
+      <w:bodyDiv w:val="1"/>
+      <w:marLeft w:val="0"/>
+      <w:marRight w:val="0"/>
+      <w:marTop w:val="0"/>
+      <w:marBottom w:val="0"/>
+      <w:divBdr>
+        <w:top w:val="none" w:sz="0" w:space="0" w:color="auto"/>
+        <w:left w:val="none" w:sz="0" w:space="0" w:color="auto"/>
+        <w:bottom w:val="none" w:sz="0" w:space="0" w:color="auto"/>
+        <w:right w:val="none" w:sz="0" w:space="0" w:color="auto"/>
+      </w:divBdr>
+    </w:div>
+    <w:div w:id="1696954628">
+      <w:bodyDiv w:val="1"/>
+      <w:marLeft w:val="0"/>
+      <w:marRight w:val="0"/>
+      <w:marTop w:val="0"/>
+      <w:marBottom w:val="0"/>
+      <w:divBdr>
+        <w:top w:val="none" w:sz="0" w:space="0" w:color="auto"/>
+        <w:left w:val="none" w:sz="0" w:space="0" w:color="auto"/>
+        <w:bottom w:val="none" w:sz="0" w:space="0" w:color="auto"/>
+        <w:right w:val="none" w:sz="0" w:space="0" w:color="auto"/>
+      </w:divBdr>
+    </w:div>
+    <w:div w:id="1734961702">
+      <w:bodyDiv w:val="1"/>
+      <w:marLeft w:val="0"/>
+      <w:marRight w:val="0"/>
+      <w:marTop w:val="0"/>
+      <w:marBottom w:val="0"/>
+      <w:divBdr>
+        <w:top w:val="none" w:sz="0" w:space="0" w:color="auto"/>
+        <w:left w:val="none" w:sz="0" w:space="0" w:color="auto"/>
+        <w:bottom w:val="none" w:sz="0" w:space="0" w:color="auto"/>
+        <w:right w:val="none" w:sz="0" w:space="0" w:color="auto"/>
+      </w:divBdr>
+    </w:div>
+    <w:div w:id="1940062903">
+      <w:bodyDiv w:val="1"/>
+      <w:marLeft w:val="0"/>
+      <w:marRight w:val="0"/>
+      <w:marTop w:val="0"/>
+      <w:marBottom w:val="0"/>
+      <w:divBdr>
+        <w:top w:val="none" w:sz="0" w:space="0" w:color="auto"/>
+        <w:left w:val="none" w:sz="0" w:space="0" w:color="auto"/>
+        <w:bottom w:val="none" w:sz="0" w:space="0" w:color="auto"/>
+        <w:right w:val="none" w:sz="0" w:space="0" w:color="auto"/>
+      </w:divBdr>
+    </w:div>
+    <w:div w:id="2065525410">
+      <w:bodyDiv w:val="1"/>
+      <w:marLeft w:val="0"/>
+      <w:marRight w:val="0"/>
+      <w:marTop w:val="0"/>
+      <w:marBottom w:val="0"/>
+      <w:divBdr>
+        <w:top w:val="none" w:sz="0" w:space="0" w:color="auto"/>
+        <w:left w:val="none" w:sz="0" w:space="0" w:color="auto"/>
+        <w:bottom w:val="none" w:sz="0" w:space="0" w:color="auto"/>
+        <w:right w:val="none" w:sz="0" w:space="0" w:color="auto"/>
+      </w:divBdr>
+    </w:div>
+    <w:div w:id="2126800623">
+      <w:bodyDiv w:val="1"/>
+      <w:marLeft w:val="0"/>
+      <w:marRight w:val="0"/>
+      <w:marTop w:val="0"/>
+      <w:marBottom w:val="0"/>
+      <w:divBdr>
+        <w:top w:val="none" w:sz="0" w:space="0" w:color="auto"/>
+        <w:left w:val="none" w:sz="0" w:space="0" w:color="auto"/>
+        <w:bottom w:val="none" w:sz="0" w:space="0" w:color="auto"/>
+        <w:right w:val="none" w:sz="0" w:space="0" w:color="auto"/>
+      </w:divBdr>
+    </w:div>
+  </w:divs>
+  <w:optimizeForBrowser/>
+  <w:relyOnVML/>
+  <w:allowPNG/>
+</w:webSettings>
 </file>